--- a/_dalton/2023-10-19_PreProjeto.docx
+++ b/_dalton/2023-10-19_PreProjeto.docx
@@ -40,15 +40,15 @@
                 <w:rStyle w:val="Nmerodepgina"/>
               </w:rPr>
             </w:pPr>
-            <w:bookmarkStart w:id="1" w:name="_Toc420723208"/>
-            <w:bookmarkStart w:id="2" w:name="_Toc482682369"/>
-            <w:bookmarkStart w:id="3" w:name="_Toc54164903"/>
-            <w:bookmarkStart w:id="4" w:name="_Toc54165663"/>
-            <w:bookmarkStart w:id="5" w:name="_Toc54169315"/>
-            <w:bookmarkStart w:id="6" w:name="_Toc96347419"/>
-            <w:bookmarkStart w:id="7" w:name="_Toc96357709"/>
-            <w:bookmarkStart w:id="8" w:name="_Toc96491849"/>
-            <w:bookmarkStart w:id="9" w:name="_Toc411603089"/>
+            <w:bookmarkStart w:id="2" w:name="_Toc420723208"/>
+            <w:bookmarkStart w:id="3" w:name="_Toc482682369"/>
+            <w:bookmarkStart w:id="4" w:name="_Toc54164903"/>
+            <w:bookmarkStart w:id="5" w:name="_Toc54165663"/>
+            <w:bookmarkStart w:id="6" w:name="_Toc54169315"/>
+            <w:bookmarkStart w:id="7" w:name="_Toc96347419"/>
+            <w:bookmarkStart w:id="8" w:name="_Toc96357709"/>
+            <w:bookmarkStart w:id="9" w:name="_Toc96491849"/>
+            <w:bookmarkStart w:id="10" w:name="_Toc411603089"/>
             <w:r>
               <w:rPr>
                 <w:rStyle w:val="Nmerodepgina"/>
@@ -158,7 +158,7 @@
       <w:pPr>
         <w:pStyle w:val="TF-TTULO"/>
       </w:pPr>
-      <w:commentRangeStart w:id="10"/>
+      <w:commentRangeStart w:id="11"/>
       <w:r>
         <w:t xml:space="preserve">virtual </w:t>
       </w:r>
@@ -174,14 +174,14 @@
       <w:r>
         <w:t>)</w:t>
       </w:r>
-      <w:commentRangeEnd w:id="10"/>
+      <w:commentRangeEnd w:id="11"/>
       <w:r>
         <w:rPr>
           <w:rStyle w:val="Refdecomentrio"/>
           <w:b w:val="0"/>
           <w:caps w:val="0"/>
         </w:rPr>
-        <w:commentReference w:id="10"/>
+        <w:commentReference w:id="11"/>
       </w:r>
     </w:p>
     <w:p>
@@ -216,11 +216,10 @@
       <w:pPr>
         <w:pStyle w:val="Ttulo1"/>
       </w:pPr>
-      <w:commentRangeStart w:id="11"/>
+      <w:commentRangeStart w:id="12"/>
       <w:r>
         <w:t xml:space="preserve">Introdução </w:t>
       </w:r>
-      <w:bookmarkEnd w:id="1"/>
       <w:bookmarkEnd w:id="2"/>
       <w:bookmarkEnd w:id="3"/>
       <w:bookmarkEnd w:id="4"/>
@@ -229,14 +228,15 @@
       <w:bookmarkEnd w:id="7"/>
       <w:bookmarkEnd w:id="8"/>
       <w:bookmarkEnd w:id="9"/>
-      <w:commentRangeEnd w:id="11"/>
+      <w:bookmarkEnd w:id="10"/>
+      <w:commentRangeEnd w:id="12"/>
       <w:r>
         <w:rPr>
           <w:rStyle w:val="Refdecomentrio"/>
           <w:b w:val="0"/>
           <w:caps w:val="0"/>
         </w:rPr>
-        <w:commentReference w:id="11"/>
+        <w:commentReference w:id="12"/>
       </w:r>
     </w:p>
     <w:p>
@@ -249,7 +249,7 @@
       <w:r>
         <w:t xml:space="preserve"> Pensando nisso, outras maneiras de ensino </w:t>
       </w:r>
-      <w:del w:id="12" w:author="Dalton Solano dos Reis" w:date="2023-10-23T10:16:00Z">
+      <w:del w:id="13" w:author="Dalton Solano dos Reis" w:date="2023-10-23T10:16:00Z">
         <w:r>
           <w:delText xml:space="preserve">são e </w:delText>
         </w:r>
@@ -257,12 +257,12 @@
       <w:r>
         <w:t xml:space="preserve">devem ser </w:t>
       </w:r>
-      <w:del w:id="13" w:author="Dalton Solano dos Reis" w:date="2023-10-23T10:16:00Z">
+      <w:del w:id="14" w:author="Dalton Solano dos Reis" w:date="2023-10-23T10:16:00Z">
         <w:r>
           <w:delText>educadas</w:delText>
         </w:r>
       </w:del>
-      <w:ins w:id="14" w:author="Dalton Solano dos Reis" w:date="2023-10-23T10:16:00Z">
+      <w:ins w:id="15" w:author="Dalton Solano dos Reis" w:date="2023-10-23T10:16:00Z">
         <w:r>
           <w:t>criadas</w:t>
         </w:r>
@@ -295,7 +295,7 @@
       <w:r>
         <w:t xml:space="preserve"> Brasil possui uma frota crescente de carros</w:t>
       </w:r>
-      <w:del w:id="15" w:author="Dalton Solano dos Reis" w:date="2023-10-23T10:12:00Z">
+      <w:del w:id="16" w:author="Dalton Solano dos Reis" w:date="2023-10-23T10:12:00Z">
         <w:r>
           <w:delText>,</w:delText>
         </w:r>
@@ -303,7 +303,7 @@
           <w:delText xml:space="preserve"> e</w:delText>
         </w:r>
       </w:del>
-      <w:ins w:id="16" w:author="Dalton Solano dos Reis" w:date="2023-10-23T10:12:00Z">
+      <w:ins w:id="17" w:author="Dalton Solano dos Reis" w:date="2023-10-23T10:12:00Z">
         <w:r>
           <w:t>. E ainda,</w:t>
         </w:r>
@@ -311,30 +311,13 @@
       <w:r>
         <w:t xml:space="preserve"> de acordo com o IBGE, no ano de 2022 o Brasil contava com uma frota de 115.116.532 de veículos de variados tipos</w:t>
       </w:r>
-      <w:ins w:id="17" w:author="Dalton Solano dos Reis" w:date="2023-10-23T10:17:00Z">
+      <w:ins w:id="18" w:author="Dalton Solano dos Reis" w:date="2023-10-23T10:17:00Z">
         <w:r>
           <w:t>,</w:t>
         </w:r>
       </w:ins>
       <w:r>
         <w:t xml:space="preserve"> e com o aumento de veículos nas ruas</w:t>
-      </w:r>
-      <w:del w:id="18" w:author="Dalton Solano dos Reis" w:date="2023-10-23T10:17:00Z">
-        <w:r>
-          <w:delText>,</w:delText>
-        </w:r>
-      </w:del>
-      <w:r>
-        <w:t xml:space="preserve"> também aumentam as chances de ocorrerem acidentes. Uma pesquisa divulgada pelo </w:t>
-      </w:r>
-      <w:r>
-        <w:t>Observatório Nac</w:t>
-      </w:r>
-      <w:r>
-        <w:t>ional</w:t>
-      </w:r>
-      <w:r>
-        <w:t xml:space="preserve"> de Segurança Viária (ONSV)</w:t>
       </w:r>
       <w:del w:id="19" w:author="Dalton Solano dos Reis" w:date="2023-10-23T10:17:00Z">
         <w:r>
@@ -342,6 +325,23 @@
         </w:r>
       </w:del>
       <w:r>
+        <w:t xml:space="preserve"> também aumentam as chances de ocorrerem acidentes. Uma pesquisa divulgada pelo </w:t>
+      </w:r>
+      <w:r>
+        <w:t>Observatório Nac</w:t>
+      </w:r>
+      <w:r>
+        <w:t>ional</w:t>
+      </w:r>
+      <w:r>
+        <w:t xml:space="preserve"> de Segurança Viária (ONSV)</w:t>
+      </w:r>
+      <w:del w:id="20" w:author="Dalton Solano dos Reis" w:date="2023-10-23T10:17:00Z">
+        <w:r>
+          <w:delText>,</w:delText>
+        </w:r>
+      </w:del>
+      <w:r>
         <w:t xml:space="preserve"> afirma que s</w:t>
       </w:r>
       <w:r>
@@ -356,7 +356,7 @@
       <w:r>
         <w:t>que também de acordo com a ONSV</w:t>
       </w:r>
-      <w:del w:id="20" w:author="Dalton Solano dos Reis" w:date="2023-10-23T10:13:00Z">
+      <w:del w:id="21" w:author="Dalton Solano dos Reis" w:date="2023-10-23T10:13:00Z">
         <w:r>
           <w:delText xml:space="preserve"> </w:delText>
         </w:r>
@@ -394,7 +394,7 @@
       <w:r>
         <w:t xml:space="preserve"> civil</w:t>
       </w:r>
-      <w:ins w:id="21" w:author="Dalton Solano dos Reis" w:date="2023-10-23T10:13:00Z">
+      <w:ins w:id="22" w:author="Dalton Solano dos Reis" w:date="2023-10-23T10:13:00Z">
         <w:r>
           <w:t xml:space="preserve"> </w:t>
         </w:r>
@@ -437,7 +437,7 @@
       <w:r>
         <w:t xml:space="preserve"> (CONTRAN), que tornara obrigatório o uso da mesma e inúmeras escolas compram o aparelho, </w:t>
       </w:r>
-      <w:ins w:id="22" w:author="Dalton Solano dos Reis" w:date="2023-10-23T10:18:00Z">
+      <w:ins w:id="23" w:author="Dalton Solano dos Reis" w:date="2023-10-23T10:18:00Z">
         <w:r>
           <w:t xml:space="preserve">e </w:t>
         </w:r>
@@ -445,7 +445,7 @@
       <w:r>
         <w:t>anos depois</w:t>
       </w:r>
-      <w:del w:id="23" w:author="Dalton Solano dos Reis" w:date="2023-10-23T10:18:00Z">
+      <w:del w:id="24" w:author="Dalton Solano dos Reis" w:date="2023-10-23T10:18:00Z">
         <w:r>
           <w:delText>,</w:delText>
         </w:r>
@@ -456,7 +456,7 @@
       <w:r>
         <w:t xml:space="preserve"> </w:t>
       </w:r>
-      <w:commentRangeStart w:id="24"/>
+      <w:commentRangeStart w:id="25"/>
       <w:proofErr w:type="spellStart"/>
       <w:r>
         <w:t>Yane</w:t>
@@ -469,13 +469,13 @@
       <w:r>
         <w:t>Godri</w:t>
       </w:r>
-      <w:commentRangeEnd w:id="24"/>
+      <w:commentRangeEnd w:id="25"/>
       <w:proofErr w:type="spellEnd"/>
       <w:r>
         <w:rPr>
           <w:rStyle w:val="Refdecomentrio"/>
         </w:rPr>
-        <w:commentReference w:id="24"/>
+        <w:commentReference w:id="25"/>
       </w:r>
       <w:r>
         <w:t>, auxiliar administrativa da</w:t>
@@ -513,7 +513,7 @@
       <w:r>
         <w:t>"</w:t>
       </w:r>
-      <w:del w:id="25" w:author="Dalton Solano dos Reis" w:date="2023-10-23T10:20:00Z">
+      <w:del w:id="26" w:author="Dalton Solano dos Reis" w:date="2023-10-23T10:20:00Z">
         <w:r>
           <w:delText xml:space="preserve">por </w:delText>
         </w:r>
@@ -521,12 +521,12 @@
       <w:r>
         <w:t xml:space="preserve">baixa adesão do público, já que o uso já não era mais obrigatório", fora o </w:t>
       </w:r>
-      <w:del w:id="26" w:author="Dalton Solano dos Reis" w:date="2023-10-23T10:21:00Z">
+      <w:del w:id="27" w:author="Dalton Solano dos Reis" w:date="2023-10-23T10:21:00Z">
         <w:r>
           <w:delText xml:space="preserve">altíssimo </w:delText>
         </w:r>
       </w:del>
-      <w:ins w:id="27" w:author="Dalton Solano dos Reis" w:date="2023-10-23T10:21:00Z">
+      <w:ins w:id="28" w:author="Dalton Solano dos Reis" w:date="2023-10-23T10:21:00Z">
         <w:r>
           <w:t>alto</w:t>
         </w:r>
@@ -537,12 +537,12 @@
       <w:r>
         <w:t>custo para compra</w:t>
       </w:r>
-      <w:del w:id="28" w:author="Dalton Solano dos Reis" w:date="2023-10-23T10:21:00Z">
+      <w:del w:id="29" w:author="Dalton Solano dos Reis" w:date="2023-10-23T10:21:00Z">
         <w:r>
           <w:delText>r</w:delText>
         </w:r>
       </w:del>
-      <w:ins w:id="29" w:author="Dalton Solano dos Reis" w:date="2023-10-23T10:21:00Z">
+      <w:ins w:id="30" w:author="Dalton Solano dos Reis" w:date="2023-10-23T10:21:00Z">
         <w:r>
           <w:t xml:space="preserve"> e manutenção</w:t>
         </w:r>
@@ -550,7 +550,7 @@
       <w:r>
         <w:t xml:space="preserve"> </w:t>
       </w:r>
-      <w:ins w:id="30" w:author="Dalton Solano dos Reis" w:date="2023-10-23T10:21:00Z">
+      <w:ins w:id="31" w:author="Dalton Solano dos Reis" w:date="2023-10-23T10:21:00Z">
         <w:r>
           <w:t>d</w:t>
         </w:r>
@@ -558,7 +558,7 @@
       <w:r>
         <w:t>o simulador</w:t>
       </w:r>
-      <w:del w:id="31" w:author="Dalton Solano dos Reis" w:date="2023-10-23T10:21:00Z">
+      <w:del w:id="32" w:author="Dalton Solano dos Reis" w:date="2023-10-23T10:21:00Z">
         <w:r>
           <w:delText xml:space="preserve"> e o da manutenção</w:delText>
         </w:r>
@@ -585,12 +585,12 @@
       <w:r>
         <w:t>” é uma ótima ferramenta para o estudante diversificar seus meios de estudos</w:t>
       </w:r>
-      <w:del w:id="32" w:author="Dalton Solano dos Reis" w:date="2023-10-23T10:22:00Z">
+      <w:del w:id="33" w:author="Dalton Solano dos Reis" w:date="2023-10-23T10:22:00Z">
         <w:r>
           <w:delText xml:space="preserve"> e</w:delText>
         </w:r>
       </w:del>
-      <w:ins w:id="33" w:author="Dalton Solano dos Reis" w:date="2023-10-23T10:22:00Z">
+      <w:ins w:id="34" w:author="Dalton Solano dos Reis" w:date="2023-10-23T10:22:00Z">
         <w:r>
           <w:t>. E</w:t>
         </w:r>
@@ -598,12 +598,12 @@
       <w:r>
         <w:t xml:space="preserve"> combinado com a realidade virtual pode ser ainda melhor, pois </w:t>
       </w:r>
-      <w:del w:id="34" w:author="Dalton Solano dos Reis" w:date="2023-10-23T10:23:00Z">
+      <w:del w:id="35" w:author="Dalton Solano dos Reis" w:date="2023-10-23T10:23:00Z">
         <w:r>
           <w:delText xml:space="preserve">a mesma </w:delText>
         </w:r>
       </w:del>
-      <w:ins w:id="35" w:author="Dalton Solano dos Reis" w:date="2023-10-23T10:23:00Z">
+      <w:ins w:id="36" w:author="Dalton Solano dos Reis" w:date="2023-10-23T10:23:00Z">
         <w:r>
           <w:t xml:space="preserve"> o </w:t>
         </w:r>
@@ -612,59 +612,51 @@
         </w:r>
         <w:proofErr w:type="spellStart"/>
         <w:r>
-          <w:t>gamificado”</w:t>
+          <w:t>gamificado</w:t>
+        </w:r>
+        <w:proofErr w:type="spellEnd"/>
+        <w:r>
+          <w:t>”</w:t>
         </w:r>
         <w:r>
           <w:t xml:space="preserve"> </w:t>
         </w:r>
       </w:ins>
-      <w:proofErr w:type="spellEnd"/>
       <w:r>
         <w:t xml:space="preserve">pode simular </w:t>
       </w:r>
-      <w:del w:id="36" w:author="Dalton Solano dos Reis" w:date="2023-10-23T10:24:00Z">
+      <w:del w:id="37" w:author="Dalton Solano dos Reis" w:date="2023-10-23T10:24:00Z">
         <w:r>
           <w:delText xml:space="preserve">a </w:delText>
         </w:r>
       </w:del>
-      <w:ins w:id="37" w:author="Dalton Solano dos Reis" w:date="2023-10-23T10:24:00Z">
+      <w:ins w:id="38" w:author="Dalton Solano dos Reis" w:date="2023-10-23T10:24:00Z">
         <w:r>
-          <w:t>o</w:t>
+          <w:t xml:space="preserve">o </w:t>
         </w:r>
+      </w:ins>
+      <w:r>
+        <w:t>ambiente que o usuário pode vir</w:t>
+      </w:r>
+      <w:ins w:id="39" w:author="Dalton Solano dos Reis" w:date="2023-10-23T10:24:00Z">
         <w:r>
           <w:t xml:space="preserve"> </w:t>
         </w:r>
       </w:ins>
       <w:r>
-        <w:t xml:space="preserve">ambiente que </w:t>
-      </w:r>
-      <w:proofErr w:type="spellStart"/>
-      <w:r>
-        <w:t>o</w:t>
-      </w:r>
-      <w:proofErr w:type="spellEnd"/>
-      <w:r>
-        <w:t xml:space="preserve"> usuário pode vir</w:t>
-      </w:r>
-      <w:ins w:id="38" w:author="Dalton Solano dos Reis" w:date="2023-10-23T10:24:00Z">
-        <w:r>
-          <w:t xml:space="preserve"> </w:t>
-        </w:r>
-      </w:ins>
-      <w:r>
         <w:t>a enfrentar na vida real</w:t>
       </w:r>
-      <w:ins w:id="39" w:author="Dalton Solano dos Reis" w:date="2023-10-23T10:25:00Z">
+      <w:ins w:id="40" w:author="Dalton Solano dos Reis" w:date="2023-10-23T10:25:00Z">
         <w:r>
           <w:t xml:space="preserve">. </w:t>
         </w:r>
       </w:ins>
-      <w:del w:id="40" w:author="Dalton Solano dos Reis" w:date="2023-10-23T10:25:00Z">
+      <w:del w:id="41" w:author="Dalton Solano dos Reis" w:date="2023-10-23T10:25:00Z">
         <w:r>
           <w:delText>, a</w:delText>
         </w:r>
       </w:del>
-      <w:ins w:id="41" w:author="Dalton Solano dos Reis" w:date="2023-10-23T10:25:00Z">
+      <w:ins w:id="42" w:author="Dalton Solano dos Reis" w:date="2023-10-23T10:25:00Z">
         <w:r>
           <w:t>A</w:t>
         </w:r>
@@ -672,25 +664,20 @@
       <w:r>
         <w:t xml:space="preserve">ssim </w:t>
       </w:r>
-      <w:del w:id="42" w:author="Dalton Solano dos Reis" w:date="2023-10-23T10:25:00Z">
+      <w:del w:id="43" w:author="Dalton Solano dos Reis" w:date="2023-10-23T10:25:00Z">
         <w:r>
           <w:delText xml:space="preserve">fazendo que ele tenha </w:delText>
         </w:r>
       </w:del>
-      <w:ins w:id="43" w:author="Dalton Solano dos Reis" w:date="2023-10-23T10:25:00Z">
+      <w:ins w:id="44" w:author="Dalton Solano dos Reis" w:date="2023-10-23T10:25:00Z">
         <w:r>
-          <w:t xml:space="preserve">o estudante pode </w:t>
-        </w:r>
-        <w:proofErr w:type="spellStart"/>
-        <w:r>
-          <w:t xml:space="preserve">ter </w:t>
+          <w:t xml:space="preserve">o estudante pode ter </w:t>
         </w:r>
       </w:ins>
-      <w:proofErr w:type="spellEnd"/>
       <w:r>
         <w:t xml:space="preserve">um treinamento antes de ir para o mundo real, além de </w:t>
       </w:r>
-      <w:del w:id="44" w:author="Dalton Solano dos Reis" w:date="2023-10-23T10:25:00Z">
+      <w:del w:id="45" w:author="Dalton Solano dos Reis" w:date="2023-10-23T10:25:00Z">
         <w:r>
           <w:delText xml:space="preserve">o usuário </w:delText>
         </w:r>
@@ -706,17 +693,17 @@
       <w:r>
         <w:t>Este trabalho se propõe a explorar a criação e a implementação de um aplicativo de simulador de carro voltado para a parte educacional das leis de trânsito</w:t>
       </w:r>
-      <w:ins w:id="45" w:author="Dalton Solano dos Reis" w:date="2023-10-23T10:31:00Z">
+      <w:ins w:id="46" w:author="Dalton Solano dos Reis" w:date="2023-10-23T10:31:00Z">
         <w:r>
           <w:t xml:space="preserve">. E assim, </w:t>
         </w:r>
       </w:ins>
-      <w:ins w:id="46" w:author="Dalton Solano dos Reis" w:date="2023-10-23T10:32:00Z">
+      <w:ins w:id="47" w:author="Dalton Solano dos Reis" w:date="2023-10-23T10:32:00Z">
         <w:r>
           <w:t xml:space="preserve">com este </w:t>
         </w:r>
       </w:ins>
-      <w:del w:id="47" w:author="Dalton Solano dos Reis" w:date="2023-10-23T10:32:00Z">
+      <w:del w:id="48" w:author="Dalton Solano dos Reis" w:date="2023-10-23T10:32:00Z">
         <w:r>
           <w:delText xml:space="preserve">, um </w:delText>
         </w:r>
@@ -724,12 +711,12 @@
       <w:r>
         <w:t xml:space="preserve">recurso </w:t>
       </w:r>
-      <w:ins w:id="48" w:author="Dalton Solano dos Reis" w:date="2023-10-23T10:32:00Z">
+      <w:ins w:id="49" w:author="Dalton Solano dos Reis" w:date="2023-10-23T10:32:00Z">
         <w:r>
           <w:t xml:space="preserve">se espera </w:t>
         </w:r>
       </w:ins>
-      <w:del w:id="49" w:author="Dalton Solano dos Reis" w:date="2023-10-23T10:32:00Z">
+      <w:del w:id="50" w:author="Dalton Solano dos Reis" w:date="2023-10-23T10:32:00Z">
         <w:r>
           <w:delText xml:space="preserve">que visa </w:delText>
         </w:r>
@@ -737,7 +724,7 @@
       <w:r>
         <w:t xml:space="preserve">melhorar a qualidade de ensino para motoristas novos ou </w:t>
       </w:r>
-      <w:del w:id="50" w:author="Dalton Solano dos Reis" w:date="2023-10-23T10:32:00Z">
+      <w:del w:id="51" w:author="Dalton Solano dos Reis" w:date="2023-10-23T10:32:00Z">
         <w:r>
           <w:delText xml:space="preserve">até mesmo </w:delText>
         </w:r>
@@ -745,12 +732,12 @@
       <w:r>
         <w:t>inexperientes</w:t>
       </w:r>
-      <w:ins w:id="51" w:author="Dalton Solano dos Reis" w:date="2023-10-23T10:33:00Z">
+      <w:ins w:id="52" w:author="Dalton Solano dos Reis" w:date="2023-10-23T10:33:00Z">
         <w:r>
           <w:t xml:space="preserve">, </w:t>
         </w:r>
       </w:ins>
-      <w:del w:id="52" w:author="Dalton Solano dos Reis" w:date="2023-10-23T10:33:00Z">
+      <w:del w:id="53" w:author="Dalton Solano dos Reis" w:date="2023-10-23T10:33:00Z">
         <w:r>
           <w:delText xml:space="preserve">. </w:delText>
         </w:r>
@@ -764,12 +751,12 @@
       <w:r>
         <w:t>ferece</w:t>
       </w:r>
-      <w:ins w:id="53" w:author="Dalton Solano dos Reis" w:date="2023-10-23T10:33:00Z">
+      <w:ins w:id="54" w:author="Dalton Solano dos Reis" w:date="2023-10-23T10:33:00Z">
         <w:r>
           <w:t>ndo</w:t>
         </w:r>
       </w:ins>
-      <w:del w:id="54" w:author="Dalton Solano dos Reis" w:date="2023-10-23T10:33:00Z">
+      <w:del w:id="55" w:author="Dalton Solano dos Reis" w:date="2023-10-23T10:33:00Z">
         <w:r>
           <w:delText>r</w:delText>
         </w:r>
@@ -780,7 +767,7 @@
       <w:r>
         <w:t>. E assim</w:t>
       </w:r>
-      <w:ins w:id="55" w:author="Dalton Solano dos Reis" w:date="2023-10-23T10:35:00Z">
+      <w:ins w:id="56" w:author="Dalton Solano dos Reis" w:date="2023-10-23T10:35:00Z">
         <w:r>
           <w:t>,</w:t>
         </w:r>
@@ -791,12 +778,12 @@
       <w:r>
         <w:t xml:space="preserve"> os futuros condutores </w:t>
       </w:r>
-      <w:del w:id="56" w:author="Dalton Solano dos Reis" w:date="2023-10-23T10:34:00Z">
+      <w:del w:id="57" w:author="Dalton Solano dos Reis" w:date="2023-10-23T10:34:00Z">
         <w:r>
           <w:delText xml:space="preserve">para </w:delText>
         </w:r>
       </w:del>
-      <w:ins w:id="57" w:author="Dalton Solano dos Reis" w:date="2023-10-23T10:34:00Z">
+      <w:ins w:id="58" w:author="Dalton Solano dos Reis" w:date="2023-10-23T10:34:00Z">
         <w:r>
           <w:t>a</w:t>
         </w:r>
@@ -807,7 +794,7 @@
       <w:r>
         <w:t>enfrentar os desafios reais do trânsito, sem ser de uma forma tradicional</w:t>
       </w:r>
-      <w:ins w:id="58" w:author="Dalton Solano dos Reis" w:date="2023-10-23T10:26:00Z">
+      <w:ins w:id="59" w:author="Dalton Solano dos Reis" w:date="2023-10-23T10:26:00Z">
         <w:r>
           <w:t xml:space="preserve"> </w:t>
         </w:r>
@@ -821,12 +808,12 @@
       <w:r>
         <w:t>ápis e caneta) e sem colocar a vida de outros em perigo</w:t>
       </w:r>
-      <w:ins w:id="59" w:author="Dalton Solano dos Reis" w:date="2023-10-23T10:34:00Z">
+      <w:ins w:id="60" w:author="Dalton Solano dos Reis" w:date="2023-10-23T10:34:00Z">
         <w:r>
           <w:t xml:space="preserve">. </w:t>
         </w:r>
       </w:ins>
-      <w:del w:id="60" w:author="Dalton Solano dos Reis" w:date="2023-10-23T10:34:00Z">
+      <w:del w:id="61" w:author="Dalton Solano dos Reis" w:date="2023-10-23T10:34:00Z">
         <w:r>
           <w:delText xml:space="preserve">, colocando uma pessoa que nunca pilotou um caro, para o mesmo fazer, tendo um de aprendizado de forma gamificada, onde o usuário joga um "simulador de carro" </w:delText>
         </w:r>
@@ -842,43 +829,42 @@
       <w:pPr>
         <w:pStyle w:val="TF-TEXTO"/>
       </w:pPr>
-      <w:commentRangeStart w:id="61"/>
-      <w:del w:id="62" w:author="Dalton Solano dos Reis" w:date="2023-10-23T10:28:00Z">
+      <w:commentRangeStart w:id="62"/>
+      <w:del w:id="63" w:author="Dalton Solano dos Reis" w:date="2023-10-23T10:28:00Z">
         <w:r>
           <w:delText>Um grande diferencial do aplicativo para o simulador é seu custo, enquanto o aplicativo vai rodar em qualquer celular android. O simulador tem um custo enorme, fazendo com que o aplicativo fique mais acessível e até mesmo uma criança.</w:delText>
         </w:r>
       </w:del>
-      <w:commentRangeEnd w:id="61"/>
+      <w:commentRangeEnd w:id="62"/>
       <w:r>
         <w:rPr>
           <w:rStyle w:val="Refdecomentrio"/>
         </w:rPr>
-        <w:commentReference w:id="61"/>
+        <w:commentReference w:id="62"/>
       </w:r>
     </w:p>
     <w:p>
       <w:pPr>
         <w:pStyle w:val="Ttulo2"/>
       </w:pPr>
-      <w:bookmarkStart w:id="63" w:name="_Toc419598576"/>
-      <w:bookmarkStart w:id="64" w:name="_Toc420721317"/>
-      <w:bookmarkStart w:id="65" w:name="_Toc420721467"/>
-      <w:bookmarkStart w:id="66" w:name="_Toc420721562"/>
-      <w:bookmarkStart w:id="67" w:name="_Toc420721768"/>
-      <w:bookmarkStart w:id="68" w:name="_Toc420723209"/>
-      <w:bookmarkStart w:id="69" w:name="_Toc482682370"/>
-      <w:bookmarkStart w:id="70" w:name="_Toc54164904"/>
-      <w:bookmarkStart w:id="71" w:name="_Toc54165664"/>
-      <w:bookmarkStart w:id="72" w:name="_Toc54169316"/>
-      <w:bookmarkStart w:id="73" w:name="_Toc96347426"/>
-      <w:bookmarkStart w:id="74" w:name="_Toc96357710"/>
-      <w:bookmarkStart w:id="75" w:name="_Toc96491850"/>
-      <w:bookmarkStart w:id="76" w:name="_Toc411603090"/>
-      <w:commentRangeStart w:id="77"/>
+      <w:bookmarkStart w:id="64" w:name="_Toc419598576"/>
+      <w:bookmarkStart w:id="65" w:name="_Toc420721317"/>
+      <w:bookmarkStart w:id="66" w:name="_Toc420721467"/>
+      <w:bookmarkStart w:id="67" w:name="_Toc420721562"/>
+      <w:bookmarkStart w:id="68" w:name="_Toc420721768"/>
+      <w:bookmarkStart w:id="69" w:name="_Toc420723209"/>
+      <w:bookmarkStart w:id="70" w:name="_Toc482682370"/>
+      <w:bookmarkStart w:id="71" w:name="_Toc54164904"/>
+      <w:bookmarkStart w:id="72" w:name="_Toc54165664"/>
+      <w:bookmarkStart w:id="73" w:name="_Toc54169316"/>
+      <w:bookmarkStart w:id="74" w:name="_Toc96347426"/>
+      <w:bookmarkStart w:id="75" w:name="_Toc96357710"/>
+      <w:bookmarkStart w:id="76" w:name="_Toc96491850"/>
+      <w:bookmarkStart w:id="77" w:name="_Toc411603090"/>
+      <w:commentRangeStart w:id="78"/>
       <w:r>
         <w:t>OBJETIVOS</w:t>
       </w:r>
-      <w:bookmarkEnd w:id="63"/>
       <w:bookmarkEnd w:id="64"/>
       <w:bookmarkEnd w:id="65"/>
       <w:bookmarkEnd w:id="66"/>
@@ -892,14 +878,15 @@
       <w:bookmarkEnd w:id="74"/>
       <w:bookmarkEnd w:id="75"/>
       <w:bookmarkEnd w:id="76"/>
-      <w:commentRangeEnd w:id="77"/>
+      <w:bookmarkEnd w:id="77"/>
+      <w:commentRangeEnd w:id="78"/>
       <w:r>
         <w:rPr>
           <w:rStyle w:val="Refdecomentrio"/>
           <w:caps w:val="0"/>
           <w:color w:val="auto"/>
         </w:rPr>
-        <w:commentReference w:id="77"/>
+        <w:commentReference w:id="78"/>
       </w:r>
     </w:p>
     <w:p>
@@ -954,7 +941,7 @@
         </w:rPr>
         <w:t>de simulador de carro</w:t>
       </w:r>
-      <w:del w:id="78" w:author="Dalton Solano dos Reis" w:date="2023-10-23T10:29:00Z">
+      <w:del w:id="79" w:author="Dalton Solano dos Reis" w:date="2023-10-23T10:29:00Z">
         <w:r>
           <w:rPr>
             <w:color w:val="000000"/>
@@ -972,7 +959,7 @@
         </w:rPr>
         <w:t xml:space="preserve"> com foco na educação sobre as leis de trânsito</w:t>
       </w:r>
-      <w:ins w:id="79" w:author="Dalton Solano dos Reis" w:date="2023-10-23T10:29:00Z">
+      <w:ins w:id="80" w:author="Dalton Solano dos Reis" w:date="2023-10-23T10:29:00Z">
         <w:r>
           <w:rPr>
             <w:color w:val="000000"/>
@@ -1008,12 +995,12 @@
       <w:pPr>
         <w:pStyle w:val="TF-ALNEA"/>
       </w:pPr>
-      <w:ins w:id="80" w:author="Dalton Solano dos Reis" w:date="2023-10-23T10:29:00Z">
+      <w:ins w:id="81" w:author="Dalton Solano dos Reis" w:date="2023-10-23T10:29:00Z">
         <w:r>
           <w:t>p</w:t>
         </w:r>
       </w:ins>
-      <w:del w:id="81" w:author="Dalton Solano dos Reis" w:date="2023-10-23T10:29:00Z">
+      <w:del w:id="82" w:author="Dalton Solano dos Reis" w:date="2023-10-23T10:29:00Z">
         <w:r>
           <w:delText>P</w:delText>
         </w:r>
@@ -1021,7 +1008,7 @@
       <w:r>
         <w:t>enalizar o usuário ao descumprir uma lei ou bater o carro</w:t>
       </w:r>
-      <w:ins w:id="82" w:author="Dalton Solano dos Reis" w:date="2023-10-23T10:29:00Z">
+      <w:ins w:id="83" w:author="Dalton Solano dos Reis" w:date="2023-10-23T10:29:00Z">
         <w:r>
           <w:t>;</w:t>
         </w:r>
@@ -1031,12 +1018,12 @@
       <w:pPr>
         <w:pStyle w:val="TF-ALNEA"/>
       </w:pPr>
-      <w:ins w:id="83" w:author="Dalton Solano dos Reis" w:date="2023-10-23T10:29:00Z">
+      <w:ins w:id="84" w:author="Dalton Solano dos Reis" w:date="2023-10-23T10:29:00Z">
         <w:r>
           <w:t>t</w:t>
         </w:r>
       </w:ins>
-      <w:del w:id="84" w:author="Dalton Solano dos Reis" w:date="2023-10-23T10:29:00Z">
+      <w:del w:id="85" w:author="Dalton Solano dos Reis" w:date="2023-10-23T10:29:00Z">
         <w:r>
           <w:delText>T</w:delText>
         </w:r>
@@ -1044,17 +1031,17 @@
       <w:r>
         <w:t xml:space="preserve">reinar o usuário simulando uma situação real do </w:t>
       </w:r>
-      <w:del w:id="85" w:author="Dalton Solano dos Reis" w:date="2023-10-23T10:30:00Z">
+      <w:del w:id="86" w:author="Dalton Solano dos Reis" w:date="2023-10-23T10:30:00Z">
         <w:r>
           <w:delText>dia-a-dia</w:delText>
         </w:r>
       </w:del>
-      <w:ins w:id="86" w:author="Dalton Solano dos Reis" w:date="2023-10-23T10:30:00Z">
+      <w:ins w:id="87" w:author="Dalton Solano dos Reis" w:date="2023-10-23T10:30:00Z">
         <w:r>
           <w:t>dia a dia</w:t>
         </w:r>
       </w:ins>
-      <w:ins w:id="87" w:author="Dalton Solano dos Reis" w:date="2023-10-23T10:29:00Z">
+      <w:ins w:id="88" w:author="Dalton Solano dos Reis" w:date="2023-10-23T10:29:00Z">
         <w:r>
           <w:t>;</w:t>
         </w:r>
@@ -1064,12 +1051,12 @@
       <w:pPr>
         <w:pStyle w:val="TF-ALNEA"/>
       </w:pPr>
-      <w:ins w:id="88" w:author="Dalton Solano dos Reis" w:date="2023-10-23T10:29:00Z">
+      <w:ins w:id="89" w:author="Dalton Solano dos Reis" w:date="2023-10-23T10:29:00Z">
         <w:r>
           <w:t>a</w:t>
         </w:r>
       </w:ins>
-      <w:del w:id="89" w:author="Dalton Solano dos Reis" w:date="2023-10-23T10:29:00Z">
+      <w:del w:id="90" w:author="Dalton Solano dos Reis" w:date="2023-10-23T10:29:00Z">
         <w:r>
           <w:delText>A</w:delText>
         </w:r>
@@ -1077,7 +1064,7 @@
       <w:r>
         <w:t>nalisar a possibilidade de usar o aplicativo como uma ferramenta educacional</w:t>
       </w:r>
-      <w:ins w:id="90" w:author="Dalton Solano dos Reis" w:date="2023-10-23T10:30:00Z">
+      <w:ins w:id="91" w:author="Dalton Solano dos Reis" w:date="2023-10-23T10:30:00Z">
         <w:r>
           <w:t>.</w:t>
         </w:r>
@@ -1087,7 +1074,7 @@
       <w:pPr>
         <w:pStyle w:val="Ttulo1"/>
       </w:pPr>
-      <w:bookmarkStart w:id="91" w:name="_Toc419598587"/>
+      <w:bookmarkStart w:id="92" w:name="_Toc419598587"/>
       <w:r>
         <w:lastRenderedPageBreak/>
         <w:t>trabalhos correlatos</w:t>
@@ -1097,7 +1084,7 @@
       <w:pPr>
         <w:pStyle w:val="TF-TEXTO"/>
       </w:pPr>
-      <w:ins w:id="92" w:author="Dalton Solano dos Reis" w:date="2023-10-23T10:36:00Z">
+      <w:ins w:id="93" w:author="Dalton Solano dos Reis" w:date="2023-10-23T10:36:00Z">
         <w:r>
           <w:rPr>
             <w:rStyle w:val="apple-tab-span"/>
@@ -1108,7 +1095,7 @@
           <w:t xml:space="preserve">Nesta seção é apresentado três trabalhos correlatos </w:t>
         </w:r>
       </w:ins>
-      <w:del w:id="93" w:author="Dalton Solano dos Reis" w:date="2023-10-23T10:36:00Z">
+      <w:del w:id="94" w:author="Dalton Solano dos Reis" w:date="2023-10-23T10:36:00Z">
         <w:r>
           <w:rPr>
             <w:rStyle w:val="apple-tab-span"/>
@@ -1159,7 +1146,7 @@
         </w:rPr>
         <w:t xml:space="preserve">que tem características relacionadas ao aplicativo que será desenvolvido. </w:t>
       </w:r>
-      <w:commentRangeStart w:id="94"/>
+      <w:commentRangeStart w:id="95"/>
       <w:r>
         <w:rPr>
           <w:color w:val="000000"/>
@@ -1168,7 +1155,7 @@
         </w:rPr>
         <w:t xml:space="preserve">O primeiro </w:t>
       </w:r>
-      <w:del w:id="95" w:author="Dalton Solano dos Reis" w:date="2023-10-23T10:37:00Z">
+      <w:del w:id="96" w:author="Dalton Solano dos Reis" w:date="2023-10-23T10:37:00Z">
         <w:r>
           <w:rPr>
             <w:color w:val="000000"/>
@@ -1178,7 +1165,7 @@
           <w:delText>será</w:delText>
         </w:r>
       </w:del>
-      <w:ins w:id="96" w:author="Dalton Solano dos Reis" w:date="2023-10-23T10:37:00Z">
+      <w:ins w:id="97" w:author="Dalton Solano dos Reis" w:date="2023-10-23T10:37:00Z">
         <w:r>
           <w:rPr>
             <w:color w:val="000000"/>
@@ -1258,12 +1245,12 @@
         </w:rPr>
         <w:t>HUD) de baixo custo e o terceiro e último trabalho correlato é também um simulador, porém mais voltado para a segurança viária</w:t>
       </w:r>
-      <w:commentRangeEnd w:id="94"/>
+      <w:commentRangeEnd w:id="95"/>
       <w:r>
         <w:rPr>
           <w:rStyle w:val="Refdecomentrio"/>
         </w:rPr>
-        <w:commentReference w:id="94"/>
+        <w:commentReference w:id="95"/>
       </w:r>
       <w:r>
         <w:rPr>
@@ -1285,14 +1272,14 @@
     <w:p>
       <w:pPr>
         <w:pStyle w:val="TF-TEXTO"/>
-        <w:pPrChange w:id="97" w:author="Dalton Solano dos Reis" w:date="2023-10-23T10:39:00Z">
+        <w:pPrChange w:id="98" w:author="Dalton Solano dos Reis" w:date="2023-10-23T10:39:00Z">
           <w:pPr>
             <w:pStyle w:val="TF-LEGENDA"/>
           </w:pPr>
         </w:pPrChange>
       </w:pPr>
-      <w:commentRangeStart w:id="98"/>
-      <w:del w:id="99" w:author="Dalton Solano dos Reis" w:date="2023-10-23T10:41:00Z">
+      <w:commentRangeStart w:id="99"/>
+      <w:del w:id="100" w:author="Dalton Solano dos Reis" w:date="2023-10-23T10:41:00Z">
         <w:r>
           <w:delText>O</w:delText>
         </w:r>
@@ -1300,23 +1287,20 @@
           <w:delText xml:space="preserve"> </w:delText>
         </w:r>
       </w:del>
-      <w:ins w:id="100" w:author="Dalton Solano dos Reis" w:date="2023-10-23T10:41:00Z">
+      <w:ins w:id="101" w:author="Dalton Solano dos Reis" w:date="2023-10-23T10:41:00Z">
         <w:r>
-          <w:t>Este</w:t>
-        </w:r>
-        <w:r>
-          <w:t xml:space="preserve"> </w:t>
+          <w:t xml:space="preserve">Este </w:t>
         </w:r>
       </w:ins>
       <w:r>
         <w:t xml:space="preserve">trabalho </w:t>
       </w:r>
-      <w:commentRangeEnd w:id="98"/>
+      <w:commentRangeEnd w:id="99"/>
       <w:r>
         <w:rPr>
           <w:rStyle w:val="Refdecomentrio"/>
         </w:rPr>
-        <w:commentReference w:id="98"/>
+        <w:commentReference w:id="99"/>
       </w:r>
       <w:r>
         <w:t xml:space="preserve">descreve o desenvolvimento do </w:t>
@@ -1334,7 +1318,7 @@
       <w:r>
         <w:t xml:space="preserve"> e seus respectivos teste, e de acordo com </w:t>
       </w:r>
-      <w:commentRangeStart w:id="101"/>
+      <w:commentRangeStart w:id="102"/>
       <w:r>
         <w:t xml:space="preserve">o autor Thiago Alberto </w:t>
       </w:r>
@@ -1346,12 +1330,12 @@
       <w:r>
         <w:t xml:space="preserve"> </w:t>
       </w:r>
-      <w:commentRangeEnd w:id="101"/>
+      <w:commentRangeEnd w:id="102"/>
       <w:r>
         <w:rPr>
           <w:rStyle w:val="Refdecomentrio"/>
         </w:rPr>
-        <w:commentReference w:id="101"/>
+        <w:commentReference w:id="102"/>
       </w:r>
       <w:r>
         <w:t>“O aplicativo busca unir o atrativo de jogabilidade ao foco na conscientização de trânsito, abrangendo um grande grupo de usuários e auxiliando a diminuir o número de acidentes nas rodovias.”, mas para fazer isso foi necessário uma série de fatores, tanto de jogabilidade quanto de realidade aumentada, conforme mostrado na figura 1.</w:t>
@@ -1361,7 +1345,7 @@
       <w:pPr>
         <w:pStyle w:val="TF-LEGENDA"/>
       </w:pPr>
-      <w:commentRangeStart w:id="102"/>
+      <w:commentRangeStart w:id="103"/>
       <w:r>
         <w:t xml:space="preserve">Figura </w:t>
       </w:r>
@@ -1376,12 +1360,12 @@
       <w:r>
         <w:t xml:space="preserve"> – </w:t>
       </w:r>
-      <w:commentRangeEnd w:id="102"/>
+      <w:commentRangeEnd w:id="103"/>
       <w:r>
         <w:rPr>
           <w:rStyle w:val="Refdecomentrio"/>
         </w:rPr>
-        <w:commentReference w:id="102"/>
+        <w:commentReference w:id="103"/>
       </w:r>
       <w:r>
         <w:t>Visão do jogador</w:t>
@@ -1439,19 +1423,19 @@
       <w:pPr>
         <w:pStyle w:val="TF-FONTE"/>
       </w:pPr>
-      <w:commentRangeStart w:id="103"/>
+      <w:commentRangeStart w:id="104"/>
       <w:r>
         <w:t xml:space="preserve">Fonte: </w:t>
       </w:r>
       <w:r>
         <w:t xml:space="preserve">TRANSITAR </w:t>
       </w:r>
-      <w:commentRangeEnd w:id="103"/>
+      <w:commentRangeEnd w:id="104"/>
       <w:r>
         <w:rPr>
           <w:rStyle w:val="Refdecomentrio"/>
         </w:rPr>
-        <w:commentReference w:id="103"/>
+        <w:commentReference w:id="104"/>
       </w:r>
       <w:r>
         <w:t xml:space="preserve">– JOGO DE CONSCIENTIZAÇÃO SOBRE O </w:t>
@@ -1473,23 +1457,34 @@
         <w:t xml:space="preserve">Os fatores utilizados para </w:t>
       </w:r>
       <w:r>
-        <w:t>que o usuário tenha imersão foram vários e dispostos sobre tela, assim fazendo com que o usuário não precise abrir um menu ou entrar em outra tela para obter a informação, portanto, tendo tudo sempre a vista e em mãos e estes fatores são:</w:t>
+        <w:t xml:space="preserve">que o usuário tenha imersão foram vários e dispostos sobre tela, assim fazendo com que o usuário não precise abrir um menu ou entrar em outra tela para obter a informação, portanto, tendo tudo sempre a vista e em mãos e estes </w:t>
+      </w:r>
+      <w:commentRangeStart w:id="105"/>
+      <w:r>
+        <w:t>fatores são:</w:t>
+      </w:r>
+      <w:commentRangeEnd w:id="105"/>
+      <w:r>
+        <w:rPr>
+          <w:rStyle w:val="Refdecomentrio"/>
+        </w:rPr>
+        <w:commentReference w:id="105"/>
       </w:r>
     </w:p>
     <w:p>
       <w:pPr>
         <w:pStyle w:val="TF-LEGENDA"/>
       </w:pPr>
-      <w:commentRangeStart w:id="104"/>
+      <w:commentRangeStart w:id="106"/>
       <w:r>
         <w:t>Figu</w:t>
       </w:r>
-      <w:commentRangeEnd w:id="104"/>
+      <w:commentRangeEnd w:id="106"/>
       <w:r>
         <w:rPr>
           <w:rStyle w:val="Refdecomentrio"/>
         </w:rPr>
-        <w:commentReference w:id="104"/>
+        <w:commentReference w:id="106"/>
       </w:r>
       <w:r>
         <w:t xml:space="preserve">ra </w:t>
@@ -1562,19 +1557,19 @@
       <w:r>
         <w:t xml:space="preserve"> </w:t>
       </w:r>
-      <w:commentRangeStart w:id="105"/>
+      <w:commentRangeStart w:id="107"/>
       <w:r>
         <w:t xml:space="preserve">Fonte: </w:t>
       </w:r>
       <w:r>
         <w:t xml:space="preserve">TRANSITAR </w:t>
       </w:r>
-      <w:commentRangeEnd w:id="105"/>
+      <w:commentRangeEnd w:id="107"/>
       <w:r>
         <w:rPr>
           <w:rStyle w:val="Refdecomentrio"/>
         </w:rPr>
-        <w:commentReference w:id="105"/>
+        <w:commentReference w:id="107"/>
       </w:r>
       <w:r>
         <w:t xml:space="preserve">– JOGO DE CONSCIENTIZAÇÃO SOBRE O </w:t>
@@ -1594,6 +1589,7 @@
       <w:pPr>
         <w:pStyle w:val="TF-LEGENDA"/>
       </w:pPr>
+      <w:commentRangeStart w:id="108"/>
       <w:r>
         <w:t xml:space="preserve">Quadro </w:t>
       </w:r>
@@ -1610,7 +1606,17 @@
         <w:t xml:space="preserve"> </w:t>
       </w:r>
       <w:r>
-        <w:t>Funções dispostas na tela</w:t>
+        <w:t xml:space="preserve">Funções </w:t>
+      </w:r>
+      <w:commentRangeEnd w:id="108"/>
+      <w:r>
+        <w:rPr>
+          <w:rStyle w:val="Refdecomentrio"/>
+        </w:rPr>
+        <w:commentReference w:id="108"/>
+      </w:r>
+      <w:r>
+        <w:t>dispostas na tela</w:t>
       </w:r>
     </w:p>
     <w:p/>
@@ -2006,19 +2012,19 @@
       <w:pPr>
         <w:pStyle w:val="TF-FONTE"/>
       </w:pPr>
-      <w:commentRangeStart w:id="106"/>
+      <w:commentRangeStart w:id="109"/>
       <w:r>
         <w:t xml:space="preserve">Fonte: </w:t>
       </w:r>
       <w:r>
         <w:t xml:space="preserve">Thiago </w:t>
       </w:r>
-      <w:commentRangeEnd w:id="106"/>
+      <w:commentRangeEnd w:id="109"/>
       <w:r>
         <w:rPr>
           <w:rStyle w:val="Refdecomentrio"/>
         </w:rPr>
-        <w:commentReference w:id="106"/>
+        <w:commentReference w:id="109"/>
       </w:r>
       <w:r>
         <w:t xml:space="preserve">Alberto </w:t>
@@ -2163,9 +2169,19 @@
       <w:pPr>
         <w:pStyle w:val="Ttulo2"/>
       </w:pPr>
+      <w:commentRangeStart w:id="110"/>
       <w:r>
         <w:t>Validação de simuladores de condução low-cost baseados num motor de jogo usando heads-up display: estudo de caso com simulação de dispositivos in-glass</w:t>
       </w:r>
+      <w:commentRangeEnd w:id="110"/>
+      <w:r>
+        <w:rPr>
+          <w:rStyle w:val="Refdecomentrio"/>
+          <w:caps w:val="0"/>
+          <w:color w:val="auto"/>
+        </w:rPr>
+        <w:commentReference w:id="110"/>
+      </w:r>
     </w:p>
     <w:p>
       <w:pPr>
@@ -2254,7 +2270,7 @@
       <w:r>
         <w:t xml:space="preserve">De acordo com a autora Patrícia, para conseguir cumprir todos os objetivos do projeto </w:t>
       </w:r>
-      <w:bookmarkStart w:id="107" w:name="_Hlk148633153"/>
+      <w:bookmarkStart w:id="111" w:name="_Hlk148633153"/>
       <w:r>
         <w:t>“</w:t>
       </w:r>
@@ -2275,7 +2291,7 @@
       <w:r>
         <w:t>.</w:t>
       </w:r>
-      <w:bookmarkEnd w:id="107"/>
+      <w:bookmarkEnd w:id="111"/>
       <w:r>
         <w:t xml:space="preserve"> O simulador de baixo custo consistia em um portátil ligado a um volante G27 e exibia a imagem em um monitor comum, de 23’</w:t>
       </w:r>
@@ -2341,16 +2357,16 @@
       <w:pPr>
         <w:pStyle w:val="TF-TEXTO"/>
       </w:pPr>
-      <w:commentRangeStart w:id="108"/>
+      <w:commentRangeStart w:id="112"/>
       <w:r>
         <w:t>Figura 3</w:t>
       </w:r>
-      <w:commentRangeEnd w:id="108"/>
+      <w:commentRangeEnd w:id="112"/>
       <w:r>
         <w:rPr>
           <w:rStyle w:val="Refdecomentrio"/>
         </w:rPr>
-        <w:commentReference w:id="108"/>
+        <w:commentReference w:id="112"/>
       </w:r>
     </w:p>
     <w:p>
@@ -2407,16 +2423,16 @@
       <w:pPr>
         <w:pStyle w:val="TF-TEXTO"/>
       </w:pPr>
-      <w:commentRangeStart w:id="109"/>
+      <w:commentRangeStart w:id="113"/>
       <w:r>
         <w:t>Figura 4</w:t>
       </w:r>
-      <w:commentRangeEnd w:id="109"/>
+      <w:commentRangeEnd w:id="113"/>
       <w:r>
         <w:rPr>
           <w:rStyle w:val="Refdecomentrio"/>
         </w:rPr>
-        <w:commentReference w:id="109"/>
+        <w:commentReference w:id="113"/>
       </w:r>
     </w:p>
     <w:p>
@@ -2508,11 +2524,27 @@
           <w:lang w:val="en-US"/>
         </w:rPr>
       </w:pPr>
+      <w:commentRangeStart w:id="114"/>
       <w:r>
         <w:rPr>
           <w:lang w:val="en-US"/>
         </w:rPr>
-        <w:t>Unity 3d production and e</w:t>
+        <w:t xml:space="preserve">Unity 3d production </w:t>
+      </w:r>
+      <w:commentRangeEnd w:id="114"/>
+      <w:r>
+        <w:rPr>
+          <w:rStyle w:val="Refdecomentrio"/>
+          <w:caps w:val="0"/>
+          <w:color w:val="auto"/>
+        </w:rPr>
+        <w:commentReference w:id="114"/>
+      </w:r>
+      <w:r>
+        <w:rPr>
+          <w:lang w:val="en-US"/>
+        </w:rPr>
+        <w:t>and e</w:t>
       </w:r>
       <w:r>
         <w:rPr>
@@ -2891,19 +2923,19 @@
       <w:pPr>
         <w:pStyle w:val="TF-FONTE"/>
       </w:pPr>
-      <w:commentRangeStart w:id="110"/>
+      <w:commentRangeStart w:id="115"/>
       <w:r>
         <w:t xml:space="preserve">Fonte: </w:t>
       </w:r>
       <w:r>
         <w:t xml:space="preserve">Trabalho </w:t>
       </w:r>
-      <w:commentRangeEnd w:id="110"/>
+      <w:commentRangeEnd w:id="115"/>
       <w:r>
         <w:rPr>
           <w:rStyle w:val="Refdecomentrio"/>
         </w:rPr>
-        <w:commentReference w:id="110"/>
+        <w:commentReference w:id="115"/>
       </w:r>
       <w:r>
         <w:t>Correlato número dois</w:t>
@@ -2930,14 +2962,14 @@
       <w:pPr>
         <w:pStyle w:val="Ttulo1"/>
       </w:pPr>
-      <w:bookmarkStart w:id="111" w:name="_Toc54164921"/>
-      <w:bookmarkStart w:id="112" w:name="_Toc54165675"/>
-      <w:bookmarkStart w:id="113" w:name="_Toc54169333"/>
-      <w:bookmarkStart w:id="114" w:name="_Toc96347439"/>
-      <w:bookmarkStart w:id="115" w:name="_Toc96357723"/>
-      <w:bookmarkStart w:id="116" w:name="_Toc96491866"/>
-      <w:bookmarkStart w:id="117" w:name="_Toc411603107"/>
-      <w:bookmarkEnd w:id="91"/>
+      <w:bookmarkStart w:id="116" w:name="_Toc54164921"/>
+      <w:bookmarkStart w:id="117" w:name="_Toc54165675"/>
+      <w:bookmarkStart w:id="118" w:name="_Toc54169333"/>
+      <w:bookmarkStart w:id="119" w:name="_Toc96347439"/>
+      <w:bookmarkStart w:id="120" w:name="_Toc96357723"/>
+      <w:bookmarkStart w:id="121" w:name="_Toc96491866"/>
+      <w:bookmarkStart w:id="122" w:name="_Toc411603107"/>
+      <w:bookmarkEnd w:id="92"/>
       <w:r>
         <w:t>proposta</w:t>
       </w:r>
@@ -3007,15 +3039,25 @@
       <w:pPr>
         <w:pStyle w:val="Ttulo2"/>
       </w:pPr>
-      <w:bookmarkStart w:id="118" w:name="_Toc54164915"/>
-      <w:bookmarkStart w:id="119" w:name="_Toc54165669"/>
-      <w:bookmarkStart w:id="120" w:name="_Toc54169327"/>
-      <w:bookmarkStart w:id="121" w:name="_Toc96347433"/>
-      <w:bookmarkStart w:id="122" w:name="_Toc96357717"/>
-      <w:bookmarkStart w:id="123" w:name="_Toc96491860"/>
-      <w:bookmarkStart w:id="124" w:name="_Toc351015594"/>
+      <w:bookmarkStart w:id="123" w:name="_Toc54164915"/>
+      <w:bookmarkStart w:id="124" w:name="_Toc54165669"/>
+      <w:bookmarkStart w:id="125" w:name="_Toc54169327"/>
+      <w:bookmarkStart w:id="126" w:name="_Toc96347433"/>
+      <w:bookmarkStart w:id="127" w:name="_Toc96357717"/>
+      <w:bookmarkStart w:id="128" w:name="_Toc96491860"/>
+      <w:bookmarkStart w:id="129" w:name="_Toc351015594"/>
+      <w:commentRangeStart w:id="130"/>
       <w:r>
         <w:t>JUSTIFICATIVA</w:t>
+      </w:r>
+      <w:commentRangeEnd w:id="130"/>
+      <w:r>
+        <w:rPr>
+          <w:rStyle w:val="Refdecomentrio"/>
+          <w:caps w:val="0"/>
+          <w:color w:val="auto"/>
+        </w:rPr>
+        <w:commentReference w:id="130"/>
       </w:r>
     </w:p>
     <w:p>
@@ -3035,11 +3077,11 @@
       <w:pPr>
         <w:pStyle w:val="TF-LEGENDA"/>
       </w:pPr>
-      <w:bookmarkStart w:id="125" w:name="_Ref52025161"/>
+      <w:bookmarkStart w:id="131" w:name="_Ref52025161"/>
       <w:r>
         <w:t xml:space="preserve">Quadro </w:t>
       </w:r>
-      <w:bookmarkEnd w:id="125"/>
+      <w:bookmarkEnd w:id="131"/>
       <w:r>
         <w:t>2</w:t>
       </w:r>
@@ -3909,17 +3951,18 @@
       <w:r>
         <w:br w:type="page"/>
       </w:r>
+      <w:commentRangeStart w:id="132"/>
       <w:r>
         <w:lastRenderedPageBreak/>
         <w:t>REQUISITOS PRINCIPAIS DO PROBLEMA A SER TRABALHADO</w:t>
       </w:r>
-      <w:bookmarkEnd w:id="118"/>
-      <w:bookmarkEnd w:id="119"/>
-      <w:bookmarkEnd w:id="120"/>
-      <w:bookmarkEnd w:id="121"/>
-      <w:bookmarkEnd w:id="122"/>
       <w:bookmarkEnd w:id="123"/>
       <w:bookmarkEnd w:id="124"/>
+      <w:bookmarkEnd w:id="125"/>
+      <w:bookmarkEnd w:id="126"/>
+      <w:bookmarkEnd w:id="127"/>
+      <w:bookmarkEnd w:id="128"/>
+      <w:bookmarkEnd w:id="129"/>
     </w:p>
     <w:p>
       <w:pPr>
@@ -3930,6 +3973,13 @@
       </w:r>
       <w:r>
         <w:t xml:space="preserve">funcionais </w:t>
+      </w:r>
+      <w:commentRangeEnd w:id="132"/>
+      <w:r>
+        <w:rPr>
+          <w:rStyle w:val="Refdecomentrio"/>
+        </w:rPr>
+        <w:commentReference w:id="132"/>
       </w:r>
       <w:r>
         <w:t>do aplicativo são:</w:t>
@@ -4393,16 +4443,27 @@
       <w:pPr>
         <w:pStyle w:val="TF-LEGENDA"/>
       </w:pPr>
-      <w:bookmarkStart w:id="126" w:name="_Ref98650273"/>
+      <w:bookmarkStart w:id="133" w:name="_Ref98650273"/>
+      <w:commentRangeStart w:id="134"/>
       <w:r>
         <w:t xml:space="preserve">Quadro </w:t>
       </w:r>
-      <w:bookmarkEnd w:id="126"/>
+      <w:bookmarkEnd w:id="133"/>
       <w:r>
         <w:t>4</w:t>
       </w:r>
       <w:r>
-        <w:t xml:space="preserve"> - Cronograma</w:t>
+        <w:t xml:space="preserve"> - </w:t>
+      </w:r>
+      <w:commentRangeEnd w:id="134"/>
+      <w:r>
+        <w:rPr>
+          <w:rStyle w:val="Refdecomentrio"/>
+        </w:rPr>
+        <w:commentReference w:id="134"/>
+      </w:r>
+      <w:r>
+        <w:t>Cronograma</w:t>
       </w:r>
     </w:p>
     <w:tbl>
@@ -7762,41 +7823,41 @@
       <w:pPr>
         <w:pStyle w:val="Ttulo1"/>
       </w:pPr>
-      <w:commentRangeStart w:id="127"/>
-      <w:commentRangeStart w:id="128"/>
+      <w:commentRangeStart w:id="135"/>
+      <w:commentRangeStart w:id="136"/>
       <w:r>
         <w:t xml:space="preserve">REVISÃO </w:t>
       </w:r>
-      <w:commentRangeEnd w:id="127"/>
+      <w:commentRangeEnd w:id="135"/>
       <w:r>
         <w:rPr>
           <w:rStyle w:val="Refdecomentrio"/>
           <w:b w:val="0"/>
           <w:caps w:val="0"/>
         </w:rPr>
-        <w:commentReference w:id="127"/>
-      </w:r>
-      <w:commentRangeEnd w:id="128"/>
+        <w:commentReference w:id="135"/>
+      </w:r>
+      <w:commentRangeEnd w:id="136"/>
       <w:r>
         <w:rPr>
           <w:rStyle w:val="Refdecomentrio"/>
           <w:b w:val="0"/>
           <w:caps w:val="0"/>
         </w:rPr>
-        <w:commentReference w:id="128"/>
-      </w:r>
-      <w:commentRangeStart w:id="129"/>
+        <w:commentReference w:id="136"/>
+      </w:r>
+      <w:commentRangeStart w:id="137"/>
       <w:r>
         <w:t>BIBLIOGRÁFICA</w:t>
       </w:r>
-      <w:commentRangeEnd w:id="129"/>
+      <w:commentRangeEnd w:id="137"/>
       <w:r>
         <w:rPr>
           <w:rStyle w:val="Refdecomentrio"/>
           <w:b w:val="0"/>
           <w:caps w:val="0"/>
         </w:rPr>
-        <w:commentReference w:id="129"/>
+        <w:commentReference w:id="137"/>
       </w:r>
     </w:p>
     <w:p>
@@ -7887,25 +7948,25 @@
       <w:pPr>
         <w:pStyle w:val="Ttulo2"/>
       </w:pPr>
-      <w:bookmarkStart w:id="130" w:name="_Hlk147152629"/>
-      <w:commentRangeStart w:id="131"/>
+      <w:bookmarkStart w:id="138" w:name="_Hlk147152629"/>
+      <w:commentRangeStart w:id="139"/>
       <w:r>
         <w:t xml:space="preserve">Realidade </w:t>
       </w:r>
       <w:r>
         <w:t>aumentada</w:t>
       </w:r>
-      <w:commentRangeEnd w:id="131"/>
+      <w:commentRangeEnd w:id="139"/>
       <w:r>
         <w:rPr>
           <w:rStyle w:val="Refdecomentrio"/>
           <w:caps w:val="0"/>
           <w:color w:val="auto"/>
         </w:rPr>
-        <w:commentReference w:id="131"/>
-      </w:r>
-    </w:p>
-    <w:bookmarkEnd w:id="130"/>
+        <w:commentReference w:id="139"/>
+      </w:r>
+    </w:p>
+    <w:bookmarkEnd w:id="138"/>
     <w:p>
       <w:pPr>
         <w:pStyle w:val="TF-TEXTO"/>
@@ -7929,12 +7990,12 @@
       <w:r>
         <w:t xml:space="preserve"> de Apoio</w:t>
       </w:r>
-      <w:ins w:id="132" w:author="Dalton Solano dos Reis" w:date="2023-10-23T10:59:00Z">
+      <w:ins w:id="140" w:author="Dalton Solano dos Reis" w:date="2023-10-23T10:59:00Z">
         <w:r>
           <w:t xml:space="preserve"> às</w:t>
         </w:r>
       </w:ins>
-      <w:del w:id="133" w:author="Dalton Solano dos Reis" w:date="2023-10-23T11:00:00Z">
+      <w:del w:id="141" w:author="Dalton Solano dos Reis" w:date="2023-10-23T11:00:00Z">
         <w:r>
           <w:delText xml:space="preserve"> ás</w:delText>
         </w:r>
@@ -7990,47 +8051,47 @@
       <w:pPr>
         <w:pStyle w:val="TF-TEXTO"/>
       </w:pPr>
-      <w:commentRangeStart w:id="134"/>
+      <w:commentRangeStart w:id="142"/>
       <w:r>
         <w:t xml:space="preserve">As leis de trânsito </w:t>
       </w:r>
-      <w:commentRangeEnd w:id="134"/>
+      <w:commentRangeEnd w:id="142"/>
       <w:r>
         <w:rPr>
           <w:rStyle w:val="Refdecomentrio"/>
         </w:rPr>
-        <w:commentReference w:id="134"/>
+        <w:commentReference w:id="142"/>
       </w:r>
       <w:r>
         <w:t xml:space="preserve">existem no Brasil desde o ano de 1910 de acordo com </w:t>
       </w:r>
-      <w:commentRangeStart w:id="135"/>
+      <w:commentRangeStart w:id="143"/>
       <w:r>
         <w:t xml:space="preserve">o site portaldotransito.com </w:t>
       </w:r>
-      <w:commentRangeEnd w:id="135"/>
+      <w:commentRangeEnd w:id="143"/>
       <w:r>
         <w:rPr>
           <w:rStyle w:val="Refdecomentrio"/>
         </w:rPr>
-        <w:commentReference w:id="135"/>
+        <w:commentReference w:id="143"/>
       </w:r>
       <w:r>
         <w:t xml:space="preserve">e tem impactado a vida de todos os brasileiros que têm contato direto com trânsito, e atualmente </w:t>
       </w:r>
-      <w:commentRangeStart w:id="136"/>
+      <w:commentRangeStart w:id="144"/>
       <w:r>
         <w:t>“</w:t>
       </w:r>
       <w:r>
         <w:t xml:space="preserve">O trânsito </w:t>
       </w:r>
-      <w:commentRangeEnd w:id="136"/>
+      <w:commentRangeEnd w:id="144"/>
       <w:r>
         <w:rPr>
           <w:rStyle w:val="Refdecomentrio"/>
         </w:rPr>
-        <w:commentReference w:id="136"/>
+        <w:commentReference w:id="144"/>
       </w:r>
       <w:r>
         <w:t>brasileiro é regulamentado pela Lei 9.503/97 – Código de Trânsito Brasileiro – CTB, e pelas Resoluções complementares. Além do CTB e das Resoluções, os Estados complementam a legislação por meio de Portarias e Decretos. Os órgãos de trânsito municipais também têm autonomia para normatizar detalhes do trânsito, que não são os mesmos em todas as cidades, exigindo atenção por parte dos condutores.</w:t>
@@ -8053,27 +8114,27 @@
       <w:pPr>
         <w:pStyle w:val="TF-refernciasbibliogrficasTTULO"/>
       </w:pPr>
-      <w:bookmarkStart w:id="137" w:name="_Toc351015602"/>
-      <w:bookmarkEnd w:id="111"/>
-      <w:bookmarkEnd w:id="112"/>
-      <w:bookmarkEnd w:id="113"/>
-      <w:bookmarkEnd w:id="114"/>
-      <w:bookmarkEnd w:id="115"/>
+      <w:bookmarkStart w:id="145" w:name="_Toc351015602"/>
       <w:bookmarkEnd w:id="116"/>
       <w:bookmarkEnd w:id="117"/>
-      <w:commentRangeStart w:id="138"/>
+      <w:bookmarkEnd w:id="118"/>
+      <w:bookmarkEnd w:id="119"/>
+      <w:bookmarkEnd w:id="120"/>
+      <w:bookmarkEnd w:id="121"/>
+      <w:bookmarkEnd w:id="122"/>
+      <w:commentRangeStart w:id="146"/>
       <w:r>
         <w:t>Referências</w:t>
       </w:r>
-      <w:bookmarkEnd w:id="137"/>
-      <w:commentRangeEnd w:id="138"/>
+      <w:bookmarkEnd w:id="145"/>
+      <w:commentRangeEnd w:id="146"/>
       <w:r>
         <w:rPr>
           <w:rStyle w:val="Refdecomentrio"/>
           <w:b w:val="0"/>
           <w:caps w:val="0"/>
         </w:rPr>
-        <w:commentReference w:id="138"/>
+        <w:commentReference w:id="146"/>
       </w:r>
     </w:p>
     <w:p>
@@ -8529,19 +8590,19 @@
       <w:pPr>
         <w:pStyle w:val="TF-refernciasITEM"/>
       </w:pPr>
-      <w:commentRangeStart w:id="139"/>
-      <w:ins w:id="140" w:author="Dalton Solano dos Reis" w:date="2023-10-23T10:54:00Z">
+      <w:commentRangeStart w:id="147"/>
+      <w:ins w:id="148" w:author="Dalton Solano dos Reis" w:date="2023-10-23T10:54:00Z">
         <w:r>
           <w:t>...</w:t>
         </w:r>
       </w:ins>
-      <w:commentRangeEnd w:id="139"/>
-      <w:ins w:id="141" w:author="Dalton Solano dos Reis" w:date="2023-10-23T10:55:00Z">
+      <w:commentRangeEnd w:id="147"/>
+      <w:ins w:id="149" w:author="Dalton Solano dos Reis" w:date="2023-10-23T10:55:00Z">
         <w:r>
           <w:rPr>
             <w:rStyle w:val="Refdecomentrio"/>
           </w:rPr>
-          <w:commentReference w:id="139"/>
+          <w:commentReference w:id="147"/>
         </w:r>
       </w:ins>
     </w:p>
@@ -8907,7 +8968,7 @@
 
 <file path=word/comments.xml><?xml version="1.0" encoding="utf-8"?>
 <w:comments xmlns:wpc="http://schemas.microsoft.com/office/word/2010/wordprocessingCanvas" xmlns:cx="http://schemas.microsoft.com/office/drawing/2014/chartex" xmlns:cx1="http://schemas.microsoft.com/office/drawing/2015/9/8/chartex" xmlns:cx2="http://schemas.microsoft.com/office/drawing/2015/10/21/chartex" xmlns:cx3="http://schemas.microsoft.com/office/drawing/2016/5/9/chartex" xmlns:cx4="http://schemas.microsoft.com/office/drawing/2016/5/10/chartex" xmlns:cx5="http://schemas.microsoft.com/office/drawing/2016/5/11/chartex" xmlns:cx6="http://schemas.microsoft.com/office/drawing/2016/5/12/chartex" xmlns:cx7="http://schemas.microsoft.com/office/drawing/2016/5/13/chartex" xmlns:cx8="http://schemas.microsoft.com/office/drawing/2016/5/14/chartex" xmlns:mc="http://schemas.openxmlformats.org/markup-compatibility/2006" xmlns:aink="http://schemas.microsoft.com/office/drawing/2016/ink" xmlns:am3d="http://schemas.microsoft.com/office/drawing/2017/model3d" xmlns:o="urn:schemas-microsoft-com:office:office" xmlns:oel="http://schemas.microsoft.com/office/2019/extlst" xmlns:r="http://schemas.openxmlformats.org/officeDocument/2006/relationships" xmlns:m="http://schemas.openxmlformats.org/officeDocument/2006/math" xmlns:v="urn:schemas-microsoft-com:vml" xmlns:wp14="http://schemas.microsoft.com/office/word/2010/wordprocessingDrawing" xmlns:wp="http://schemas.openxmlformats.org/drawingml/2006/wordprocessingDrawing" xmlns:w10="urn:schemas-microsoft-com:office:word" xmlns:w="http://schemas.openxmlformats.org/wordprocessingml/2006/main" xmlns:w14="http://schemas.microsoft.com/office/word/2010/wordml" xmlns:w15="http://schemas.microsoft.com/office/word/2012/wordml" xmlns:w16cex="http://schemas.microsoft.com/office/word/2018/wordml/cex" xmlns:w16cid="http://schemas.microsoft.com/office/word/2016/wordml/cid" xmlns:w16="http://schemas.microsoft.com/office/word/2018/wordml" xmlns:w16sdtdh="http://schemas.microsoft.com/office/word/2020/wordml/sdtdatahash" xmlns:w16se="http://schemas.microsoft.com/office/word/2015/wordml/symex" xmlns:wpg="http://schemas.microsoft.com/office/word/2010/wordprocessingGroup" xmlns:wpi="http://schemas.microsoft.com/office/word/2010/wordprocessingInk" xmlns:wne="http://schemas.microsoft.com/office/word/2006/wordml" xmlns:wps="http://schemas.microsoft.com/office/word/2010/wordprocessingShape" mc:Ignorable="w14 w15 w16se w16cid w16 w16cex w16sdtdh wp14">
-  <w:comment w:id="10" w:author="Dalton Solano dos Reis" w:date="2023-10-23T10:53:00Z" w:initials="DS">
+  <w:comment w:id="11" w:author="Dalton Solano dos Reis" w:date="2023-10-23T10:53:00Z" w:initials="DS">
     <w:p>
       <w:r>
         <w:rPr>
@@ -8925,7 +8986,7 @@
       </w:r>
     </w:p>
   </w:comment>
-  <w:comment w:id="11" w:author="Dalton Solano dos Reis" w:date="2023-10-23T10:14:00Z" w:initials="DS">
+  <w:comment w:id="12" w:author="Dalton Solano dos Reis" w:date="2023-10-23T10:14:00Z" w:initials="DS">
     <w:p>
       <w:r>
         <w:rPr>
@@ -8943,7 +9004,7 @@
       </w:r>
     </w:p>
   </w:comment>
-  <w:comment w:id="24" w:author="Dalton Solano dos Reis" w:date="2023-10-23T10:19:00Z" w:initials="DS">
+  <w:comment w:id="25" w:author="Dalton Solano dos Reis" w:date="2023-10-23T10:19:00Z" w:initials="DS">
     <w:p>
       <w:r>
         <w:rPr>
@@ -8961,7 +9022,7 @@
       </w:r>
     </w:p>
   </w:comment>
-  <w:comment w:id="61" w:author="Dalton Solano dos Reis" w:date="2023-10-23T10:28:00Z" w:initials="DS">
+  <w:comment w:id="62" w:author="Dalton Solano dos Reis" w:date="2023-10-23T10:28:00Z" w:initials="DS">
     <w:p>
       <w:r>
         <w:rPr>
@@ -8979,7 +9040,7 @@
       </w:r>
     </w:p>
   </w:comment>
-  <w:comment w:id="77" w:author="Dalton Solano dos Reis" w:date="2023-10-23T10:52:00Z" w:initials="DS">
+  <w:comment w:id="78" w:author="Dalton Solano dos Reis" w:date="2023-10-23T10:52:00Z" w:initials="DS">
     <w:p>
       <w:r>
         <w:rPr>
@@ -8997,7 +9058,7 @@
       </w:r>
     </w:p>
   </w:comment>
-  <w:comment w:id="94" w:author="Dalton Solano dos Reis" w:date="2023-10-23T10:39:00Z" w:initials="DS">
+  <w:comment w:id="95" w:author="Dalton Solano dos Reis" w:date="2023-10-23T10:39:00Z" w:initials="DS">
     <w:p>
       <w:r>
         <w:rPr>
@@ -9015,7 +9076,7 @@
       </w:r>
     </w:p>
   </w:comment>
-  <w:comment w:id="98" w:author="Dalton Solano dos Reis" w:date="2023-10-23T10:43:00Z" w:initials="DS">
+  <w:comment w:id="99" w:author="Dalton Solano dos Reis" w:date="2023-10-23T10:43:00Z" w:initials="DS">
     <w:p>
       <w:r>
         <w:rPr>
@@ -9043,7 +9104,7 @@
       </w:r>
     </w:p>
   </w:comment>
-  <w:comment w:id="101" w:author="Dalton Solano dos Reis" w:date="2023-10-23T10:42:00Z" w:initials="DS">
+  <w:comment w:id="102" w:author="Dalton Solano dos Reis" w:date="2023-10-23T10:42:00Z" w:initials="DS">
     <w:p>
       <w:r>
         <w:rPr>
@@ -9071,7 +9132,7 @@
       </w:r>
     </w:p>
   </w:comment>
-  <w:comment w:id="102" w:author="Dalton Solano dos Reis" w:date="2023-10-23T10:44:00Z" w:initials="DS">
+  <w:comment w:id="103" w:author="Dalton Solano dos Reis" w:date="2023-10-23T10:44:00Z" w:initials="DS">
     <w:p>
       <w:r>
         <w:rPr>
@@ -9089,7 +9150,7 @@
       </w:r>
     </w:p>
   </w:comment>
-  <w:comment w:id="103" w:author="Dalton Solano dos Reis" w:date="2023-10-23T10:45:00Z" w:initials="DS">
+  <w:comment w:id="104" w:author="Dalton Solano dos Reis" w:date="2023-10-23T10:45:00Z" w:initials="DS">
     <w:p>
       <w:r>
         <w:rPr>
@@ -9107,7 +9168,7 @@
       </w:r>
     </w:p>
   </w:comment>
-  <w:comment w:id="104" w:author="Dalton Solano dos Reis" w:date="2023-10-23T10:45:00Z" w:initials="DS">
+  <w:comment w:id="105" w:author="Dalton Solano dos Reis" w:date="2023-10-23T11:06:00Z" w:initials="DS">
     <w:p>
       <w:r>
         <w:rPr>
@@ -9121,11 +9182,11 @@
           <w:sz w:val="20"/>
           <w:szCs w:val="20"/>
         </w:rPr>
-        <w:t>Colocar uma borda envolta da figura.</w:t>
+        <w:t>Citar a figura.</w:t>
       </w:r>
     </w:p>
   </w:comment>
-  <w:comment w:id="105" w:author="Dalton Solano dos Reis" w:date="2023-10-23T10:46:00Z" w:initials="DS">
+  <w:comment w:id="106" w:author="Dalton Solano dos Reis" w:date="2023-10-23T10:45:00Z" w:initials="DS">
     <w:p>
       <w:r>
         <w:rPr>
@@ -9139,11 +9200,11 @@
           <w:sz w:val="20"/>
           <w:szCs w:val="20"/>
         </w:rPr>
-        <w:t>Formato errado, usar uma citação para uma referência bibliográfica.</w:t>
+        <w:t>Colocar uma borda envolta da figura.</w:t>
       </w:r>
     </w:p>
   </w:comment>
-  <w:comment w:id="106" w:author="Dalton Solano dos Reis" w:date="2023-10-23T10:46:00Z" w:initials="DS">
+  <w:comment w:id="107" w:author="Dalton Solano dos Reis" w:date="2023-10-23T10:46:00Z" w:initials="DS">
     <w:p>
       <w:r>
         <w:rPr>
@@ -9161,7 +9222,7 @@
       </w:r>
     </w:p>
   </w:comment>
-  <w:comment w:id="108" w:author="Dalton Solano dos Reis" w:date="2023-10-23T10:47:00Z" w:initials="DS">
+  <w:comment w:id="108" w:author="Dalton Solano dos Reis" w:date="2023-10-23T11:06:00Z" w:initials="DS">
     <w:p>
       <w:r>
         <w:rPr>
@@ -9175,21 +9236,29 @@
           <w:sz w:val="20"/>
           <w:szCs w:val="20"/>
         </w:rPr>
-        <w:t>OPSS, sem comentários ..</w:t>
-      </w:r>
-    </w:p>
-    <w:p>
+        <w:t>Não usar quadro e sim descrever em texto “corrido".</w:t>
+      </w:r>
+    </w:p>
+  </w:comment>
+  <w:comment w:id="109" w:author="Dalton Solano dos Reis" w:date="2023-10-23T10:46:00Z" w:initials="DS">
+    <w:p>
+      <w:r>
+        <w:rPr>
+          <w:rStyle w:val="Refdecomentrio"/>
+        </w:rPr>
+        <w:annotationRef/>
+      </w:r>
       <w:r>
         <w:rPr>
           <w:color w:val="000000"/>
           <w:sz w:val="20"/>
           <w:szCs w:val="20"/>
         </w:rPr>
-        <w:t>Formato TOTALMENTE fora da ABNT.</w:t>
+        <w:t>Formato errado, usar uma citação para uma referência bibliográfica.</w:t>
       </w:r>
     </w:p>
   </w:comment>
-  <w:comment w:id="109" w:author="Dalton Solano dos Reis" w:date="2023-10-23T10:47:00Z" w:initials="DS">
+  <w:comment w:id="110" w:author="Dalton Solano dos Reis" w:date="2023-10-23T11:07:00Z" w:initials="DS">
     <w:p>
       <w:r>
         <w:rPr>
@@ -9203,62 +9272,53 @@
           <w:sz w:val="20"/>
           <w:szCs w:val="20"/>
         </w:rPr>
-        <w:t>OPSS, sem comentários ..</w:t>
-      </w:r>
-    </w:p>
-    <w:p>
+        <w:t>Não revisei … peço que ajuste o texto usando formato ABNT e citações de referência.</w:t>
+      </w:r>
+    </w:p>
+  </w:comment>
+  <w:comment w:id="112" w:author="Dalton Solano dos Reis" w:date="2023-10-23T10:47:00Z" w:initials="DS">
+    <w:p>
+      <w:r>
+        <w:rPr>
+          <w:rStyle w:val="Refdecomentrio"/>
+        </w:rPr>
+        <w:annotationRef/>
+      </w:r>
       <w:r>
         <w:rPr>
           <w:color w:val="000000"/>
           <w:sz w:val="20"/>
           <w:szCs w:val="20"/>
         </w:rPr>
-        <w:t>Formato TOTALMENTE fora da ABNT.</w:t>
-      </w:r>
-    </w:p>
-  </w:comment>
-  <w:comment w:id="110" w:author="Dalton Solano dos Reis" w:date="2023-10-23T10:48:00Z" w:initials="DS">
-    <w:p>
-      <w:r>
-        <w:rPr>
-          <w:rStyle w:val="Refdecomentrio"/>
-        </w:rPr>
-        <w:annotationRef/>
-      </w:r>
-      <w:r>
-        <w:rPr>
-          <w:sz w:val="20"/>
-          <w:szCs w:val="20"/>
-        </w:rPr>
-        <w:t>Formato errado, usar uma citação para uma referência bibliográfica.</w:t>
-      </w:r>
-    </w:p>
-  </w:comment>
-  <w:comment w:id="127" w:author="Dalton Solano dos Reis" w:date="2023-10-23T10:49:00Z" w:initials="DS">
-    <w:p>
-      <w:r>
-        <w:rPr>
-          <w:rStyle w:val="Refdecomentrio"/>
-        </w:rPr>
-        <w:annotationRef/>
-      </w:r>
+        <w:t>OPSS, sem comentários ..</w:t>
+      </w:r>
+    </w:p>
+    <w:p>
       <w:r>
         <w:rPr>
           <w:color w:val="000000"/>
           <w:sz w:val="20"/>
           <w:szCs w:val="20"/>
         </w:rPr>
-        <w:t>No pré-projeto a seção 4 não é para ter sub-seções.</w:t>
-      </w:r>
-    </w:p>
-    <w:p>
+        <w:t>Formato TOTALMENTE fora da ABNT.</w:t>
+      </w:r>
+    </w:p>
+  </w:comment>
+  <w:comment w:id="113" w:author="Dalton Solano dos Reis" w:date="2023-10-23T10:47:00Z" w:initials="DS">
+    <w:p>
+      <w:r>
+        <w:rPr>
+          <w:rStyle w:val="Refdecomentrio"/>
+        </w:rPr>
+        <w:annotationRef/>
+      </w:r>
       <w:r>
         <w:rPr>
           <w:color w:val="000000"/>
           <w:sz w:val="20"/>
           <w:szCs w:val="20"/>
         </w:rPr>
-        <w:t>Iniciar a seção com um parágrafo de preâmbulo descrevendo o que vai descrever a seguir.</w:t>
+        <w:t>OPSS, sem comentários ..</w:t>
       </w:r>
     </w:p>
     <w:p>
@@ -9268,11 +9328,11 @@
           <w:sz w:val="20"/>
           <w:szCs w:val="20"/>
         </w:rPr>
-        <w:t>Depois 1/2 parágrafos descrevendo cada assunto.</w:t>
+        <w:t>Formato TOTALMENTE fora da ABNT.</w:t>
       </w:r>
     </w:p>
   </w:comment>
-  <w:comment w:id="128" w:author="Dalton Solano dos Reis" w:date="2023-10-23T10:50:00Z" w:initials="DS">
+  <w:comment w:id="114" w:author="Dalton Solano dos Reis" w:date="2023-10-23T11:08:00Z" w:initials="DS">
     <w:p>
       <w:r>
         <w:rPr>
@@ -9286,9 +9346,10 @@
           <w:sz w:val="20"/>
           <w:szCs w:val="20"/>
         </w:rPr>
-        <w:t>A ordem dos assuntos devem ser:</w:t>
-      </w:r>
-    </w:p>
+        <w:t>Não revisei … peço que ajuste o texto usando formato ABNT e citações de referência.</w:t>
+      </w:r>
+    </w:p>
+    <w:p/>
     <w:p>
       <w:r>
         <w:rPr>
@@ -9296,19 +9357,45 @@
           <w:sz w:val="20"/>
           <w:szCs w:val="20"/>
         </w:rPr>
-        <w:t>Leis de Trânsito</w:t>
-      </w:r>
-    </w:p>
-    <w:p>
+        <w:t>Parágrafos devem ter no mínimo 3 frases.</w:t>
+      </w:r>
+    </w:p>
+  </w:comment>
+  <w:comment w:id="115" w:author="Dalton Solano dos Reis" w:date="2023-10-23T10:48:00Z" w:initials="DS">
+    <w:p>
+      <w:r>
+        <w:rPr>
+          <w:rStyle w:val="Refdecomentrio"/>
+        </w:rPr>
+        <w:annotationRef/>
+      </w:r>
+      <w:r>
+        <w:rPr>
+          <w:sz w:val="20"/>
+          <w:szCs w:val="20"/>
+        </w:rPr>
+        <w:t>Formato errado, usar uma citação para uma referência bibliográfica.</w:t>
+      </w:r>
+    </w:p>
+  </w:comment>
+  <w:comment w:id="130" w:author="Dalton Solano dos Reis" w:date="2023-10-23T11:09:00Z" w:initials="DS">
+    <w:p>
+      <w:r>
+        <w:rPr>
+          <w:rStyle w:val="Refdecomentrio"/>
+        </w:rPr>
+        <w:annotationRef/>
+      </w:r>
       <w:r>
         <w:rPr>
           <w:color w:val="000000"/>
           <w:sz w:val="20"/>
           <w:szCs w:val="20"/>
         </w:rPr>
-        <w:t>Jogos de Simulação</w:t>
-      </w:r>
-    </w:p>
+        <w:t>Não revisei … peço que ajuste o texto usando formato ABNT e citações de referência.</w:t>
+      </w:r>
+    </w:p>
+    <w:p/>
     <w:p>
       <w:r>
         <w:rPr>
@@ -9316,11 +9403,11 @@
           <w:sz w:val="20"/>
           <w:szCs w:val="20"/>
         </w:rPr>
-        <w:t>Realidade Aumentada</w:t>
+        <w:t>Faltam as contribuições sociais e tecnológicas.</w:t>
       </w:r>
     </w:p>
   </w:comment>
-  <w:comment w:id="129" w:author="Dalton Solano dos Reis" w:date="2023-10-23T10:58:00Z" w:initials="DS">
+  <w:comment w:id="132" w:author="Dalton Solano dos Reis" w:date="2023-10-23T11:12:00Z" w:initials="DS">
     <w:p>
       <w:r>
         <w:rPr>
@@ -9334,27 +9421,21 @@
           <w:sz w:val="20"/>
           <w:szCs w:val="20"/>
         </w:rPr>
-        <w:t>Seção com afirmações sem uso de citações para as referências.</w:t>
-      </w:r>
-    </w:p>
-  </w:comment>
-  <w:comment w:id="131" w:author="Dalton Solano dos Reis" w:date="2023-10-23T11:02:00Z" w:initials="DS">
-    <w:p>
-      <w:r>
-        <w:rPr>
-          <w:rStyle w:val="Refdecomentrio"/>
-        </w:rPr>
-        <w:annotationRef/>
-      </w:r>
+        <w:t>Não revisei … peço que ajuste o texto usando formato ABNT.</w:t>
+      </w:r>
+    </w:p>
+    <w:p/>
+    <w:p>
       <w:r>
         <w:rPr>
           <w:color w:val="000000"/>
           <w:sz w:val="20"/>
           <w:szCs w:val="20"/>
         </w:rPr>
-        <w:t>Assim NÃO vai ser produtivo.</w:t>
-      </w:r>
-    </w:p>
+        <w:t>Só uma lista de itens.</w:t>
+      </w:r>
+    </w:p>
+    <w:p/>
     <w:p>
       <w:r>
         <w:rPr>
@@ -9362,65 +9443,42 @@
           <w:sz w:val="20"/>
           <w:szCs w:val="20"/>
         </w:rPr>
-        <w:t>Simplesmente ignorasse o que anotei na revisão anterior.</w:t>
-      </w:r>
-    </w:p>
-  </w:comment>
-  <w:comment w:id="134" w:author="Dalton Solano dos Reis" w:date="2023-10-23T10:57:00Z" w:initials="DS">
-    <w:p>
-      <w:r>
-        <w:rPr>
-          <w:rStyle w:val="Refdecomentrio"/>
-        </w:rPr>
-        <w:annotationRef/>
-      </w:r>
+        <w:t>a) blá blá (Requisito Funcional - RF);</w:t>
+      </w:r>
+    </w:p>
+    <w:p>
       <w:r>
         <w:rPr>
           <w:color w:val="000000"/>
           <w:sz w:val="20"/>
           <w:szCs w:val="20"/>
         </w:rPr>
-        <w:t>Frase longa.</w:t>
-      </w:r>
-    </w:p>
-  </w:comment>
-  <w:comment w:id="135" w:author="Dalton Solano dos Reis" w:date="2023-10-23T10:57:00Z" w:initials="DS">
-    <w:p>
-      <w:r>
-        <w:rPr>
-          <w:rStyle w:val="Refdecomentrio"/>
-        </w:rPr>
-        <w:annotationRef/>
-      </w:r>
+        <w:t>b) blá blá (RF);</w:t>
+      </w:r>
+    </w:p>
+    <w:p/>
+    <w:p>
       <w:r>
         <w:rPr>
           <w:color w:val="000000"/>
           <w:sz w:val="20"/>
           <w:szCs w:val="20"/>
         </w:rPr>
-        <w:t>Não e’assim, usar uma citação para uma referência bibliográfica.</w:t>
-      </w:r>
-    </w:p>
-  </w:comment>
-  <w:comment w:id="136" w:author="Dalton Solano dos Reis" w:date="2023-10-23T10:59:00Z" w:initials="DS">
-    <w:p>
-      <w:r>
-        <w:rPr>
-          <w:rStyle w:val="Refdecomentrio"/>
-        </w:rPr>
-        <w:annotationRef/>
-      </w:r>
+        <w:t>..) blá blá (Requisito Não Funcional - RNF);</w:t>
+      </w:r>
+    </w:p>
+    <w:p>
       <w:r>
         <w:rPr>
           <w:color w:val="000000"/>
           <w:sz w:val="20"/>
           <w:szCs w:val="20"/>
         </w:rPr>
-        <w:t>Ops, citação muito longa e desnecessária. Não parafrasear textos.</w:t>
+        <w:t>..) blá blá (RNF).</w:t>
       </w:r>
     </w:p>
   </w:comment>
-  <w:comment w:id="138" w:author="Dalton Solano dos Reis" w:date="2023-10-23T10:56:00Z" w:initials="DS">
+  <w:comment w:id="134" w:author="Dalton Solano dos Reis" w:date="2023-10-23T11:16:00Z" w:initials="DS">
     <w:p>
       <w:r>
         <w:rPr>
@@ -9434,7 +9492,7 @@
           <w:sz w:val="20"/>
           <w:szCs w:val="20"/>
         </w:rPr>
-        <w:t>Rever o formato de todas as referências se estão no formato ABNT.</w:t>
+        <w:t>Hum, pelo cronograma já deves estar no meio da implementação :-)</w:t>
       </w:r>
     </w:p>
     <w:p/>
@@ -9445,21 +9503,236 @@
           <w:sz w:val="20"/>
           <w:szCs w:val="20"/>
         </w:rPr>
-        <w:t>Todas as citações no texto devem ter uma referência, e todas as referências devem ter uma citação.</w:t>
-      </w:r>
-    </w:p>
-    <w:p>
+        <w:t>Hum, aconselho fortemente usar o tradicional proposta de cronograma … 2024 de fev/jun.</w:t>
+      </w:r>
+    </w:p>
+  </w:comment>
+  <w:comment w:id="135" w:author="Dalton Solano dos Reis" w:date="2023-10-23T10:49:00Z" w:initials="DS">
+    <w:p>
+      <w:r>
+        <w:rPr>
+          <w:rStyle w:val="Refdecomentrio"/>
+        </w:rPr>
+        <w:annotationRef/>
+      </w:r>
       <w:r>
         <w:rPr>
           <w:color w:val="000000"/>
           <w:sz w:val="20"/>
           <w:szCs w:val="20"/>
         </w:rPr>
+        <w:t>No pré-projeto a seção 4 não é para ter sub-seções.</w:t>
+      </w:r>
+    </w:p>
+    <w:p>
+      <w:r>
+        <w:rPr>
+          <w:color w:val="000000"/>
+          <w:sz w:val="20"/>
+          <w:szCs w:val="20"/>
+        </w:rPr>
+        <w:t>Iniciar a seção com um parágrafo de preâmbulo descrevendo o que vai descrever a seguir.</w:t>
+      </w:r>
+    </w:p>
+    <w:p>
+      <w:r>
+        <w:rPr>
+          <w:color w:val="000000"/>
+          <w:sz w:val="20"/>
+          <w:szCs w:val="20"/>
+        </w:rPr>
+        <w:t>Depois 1/2 parágrafos descrevendo cada assunto.</w:t>
+      </w:r>
+    </w:p>
+  </w:comment>
+  <w:comment w:id="136" w:author="Dalton Solano dos Reis" w:date="2023-10-23T10:50:00Z" w:initials="DS">
+    <w:p>
+      <w:r>
+        <w:rPr>
+          <w:rStyle w:val="Refdecomentrio"/>
+        </w:rPr>
+        <w:annotationRef/>
+      </w:r>
+      <w:r>
+        <w:rPr>
+          <w:color w:val="000000"/>
+          <w:sz w:val="20"/>
+          <w:szCs w:val="20"/>
+        </w:rPr>
+        <w:t>A ordem dos assuntos devem ser:</w:t>
+      </w:r>
+    </w:p>
+    <w:p>
+      <w:r>
+        <w:rPr>
+          <w:color w:val="000000"/>
+          <w:sz w:val="20"/>
+          <w:szCs w:val="20"/>
+        </w:rPr>
+        <w:t>Leis de Trânsito</w:t>
+      </w:r>
+    </w:p>
+    <w:p>
+      <w:r>
+        <w:rPr>
+          <w:color w:val="000000"/>
+          <w:sz w:val="20"/>
+          <w:szCs w:val="20"/>
+        </w:rPr>
+        <w:t>Jogos de Simulação</w:t>
+      </w:r>
+    </w:p>
+    <w:p>
+      <w:r>
+        <w:rPr>
+          <w:color w:val="000000"/>
+          <w:sz w:val="20"/>
+          <w:szCs w:val="20"/>
+        </w:rPr>
+        <w:t>Realidade Aumentada</w:t>
+      </w:r>
+    </w:p>
+  </w:comment>
+  <w:comment w:id="137" w:author="Dalton Solano dos Reis" w:date="2023-10-23T10:58:00Z" w:initials="DS">
+    <w:p>
+      <w:r>
+        <w:rPr>
+          <w:rStyle w:val="Refdecomentrio"/>
+        </w:rPr>
+        <w:annotationRef/>
+      </w:r>
+      <w:r>
+        <w:rPr>
+          <w:color w:val="000000"/>
+          <w:sz w:val="20"/>
+          <w:szCs w:val="20"/>
+        </w:rPr>
+        <w:t>Seção com afirmações sem uso de citações para as referências.</w:t>
+      </w:r>
+    </w:p>
+  </w:comment>
+  <w:comment w:id="139" w:author="Dalton Solano dos Reis" w:date="2023-10-23T11:02:00Z" w:initials="DS">
+    <w:p>
+      <w:r>
+        <w:rPr>
+          <w:rStyle w:val="Refdecomentrio"/>
+        </w:rPr>
+        <w:annotationRef/>
+      </w:r>
+      <w:r>
+        <w:rPr>
+          <w:color w:val="000000"/>
+          <w:sz w:val="20"/>
+          <w:szCs w:val="20"/>
+        </w:rPr>
+        <w:t>Assim NÃO vai ser produtivo.</w:t>
+      </w:r>
+    </w:p>
+    <w:p>
+      <w:r>
+        <w:rPr>
+          <w:color w:val="000000"/>
+          <w:sz w:val="20"/>
+          <w:szCs w:val="20"/>
+        </w:rPr>
+        <w:t>Simplesmente ignorasse o que anotei na revisão anterior.</w:t>
+      </w:r>
+    </w:p>
+  </w:comment>
+  <w:comment w:id="142" w:author="Dalton Solano dos Reis" w:date="2023-10-23T10:57:00Z" w:initials="DS">
+    <w:p>
+      <w:r>
+        <w:rPr>
+          <w:rStyle w:val="Refdecomentrio"/>
+        </w:rPr>
+        <w:annotationRef/>
+      </w:r>
+      <w:r>
+        <w:rPr>
+          <w:color w:val="000000"/>
+          <w:sz w:val="20"/>
+          <w:szCs w:val="20"/>
+        </w:rPr>
+        <w:t>Frase longa.</w:t>
+      </w:r>
+    </w:p>
+  </w:comment>
+  <w:comment w:id="143" w:author="Dalton Solano dos Reis" w:date="2023-10-23T10:57:00Z" w:initials="DS">
+    <w:p>
+      <w:r>
+        <w:rPr>
+          <w:rStyle w:val="Refdecomentrio"/>
+        </w:rPr>
+        <w:annotationRef/>
+      </w:r>
+      <w:r>
+        <w:rPr>
+          <w:color w:val="000000"/>
+          <w:sz w:val="20"/>
+          <w:szCs w:val="20"/>
+        </w:rPr>
+        <w:t>Não e’assim, usar uma citação para uma referência bibliográfica.</w:t>
+      </w:r>
+    </w:p>
+  </w:comment>
+  <w:comment w:id="144" w:author="Dalton Solano dos Reis" w:date="2023-10-23T10:59:00Z" w:initials="DS">
+    <w:p>
+      <w:r>
+        <w:rPr>
+          <w:rStyle w:val="Refdecomentrio"/>
+        </w:rPr>
+        <w:annotationRef/>
+      </w:r>
+      <w:r>
+        <w:rPr>
+          <w:color w:val="000000"/>
+          <w:sz w:val="20"/>
+          <w:szCs w:val="20"/>
+        </w:rPr>
+        <w:t>Ops, citação muito longa e desnecessária. Não parafrasear textos.</w:t>
+      </w:r>
+    </w:p>
+  </w:comment>
+  <w:comment w:id="146" w:author="Dalton Solano dos Reis" w:date="2023-10-23T10:56:00Z" w:initials="DS">
+    <w:p>
+      <w:r>
+        <w:rPr>
+          <w:rStyle w:val="Refdecomentrio"/>
+        </w:rPr>
+        <w:annotationRef/>
+      </w:r>
+      <w:r>
+        <w:rPr>
+          <w:color w:val="000000"/>
+          <w:sz w:val="20"/>
+          <w:szCs w:val="20"/>
+        </w:rPr>
+        <w:t>Rever o formato de todas as referências se estão no formato ABNT.</w:t>
+      </w:r>
+    </w:p>
+    <w:p/>
+    <w:p>
+      <w:r>
+        <w:rPr>
+          <w:color w:val="000000"/>
+          <w:sz w:val="20"/>
+          <w:szCs w:val="20"/>
+        </w:rPr>
+        <w:t>Todas as citações no texto devem ter uma referência, e todas as referências devem ter uma citação.</w:t>
+      </w:r>
+    </w:p>
+    <w:p>
+      <w:r>
+        <w:rPr>
+          <w:color w:val="000000"/>
+          <w:sz w:val="20"/>
+          <w:szCs w:val="20"/>
+        </w:rPr>
         <w:t>—&gt; conferir.</w:t>
       </w:r>
     </w:p>
   </w:comment>
-  <w:comment w:id="139" w:author="Dalton Solano dos Reis" w:date="2023-10-23T10:55:00Z" w:initials="DS">
+  <w:comment w:id="147" w:author="Dalton Solano dos Reis" w:date="2023-10-23T10:55:00Z" w:initials="DS">
     <w:p>
       <w:r>
         <w:rPr>
@@ -9492,12 +9765,19 @@
   <w15:commentEx w15:paraId="3DE53453" w15:done="0"/>
   <w15:commentEx w15:paraId="3AE081EC" w15:done="0"/>
   <w15:commentEx w15:paraId="7BE9B9B5" w15:done="0"/>
+  <w15:commentEx w15:paraId="3B879AC0" w15:done="0"/>
   <w15:commentEx w15:paraId="497C94B5" w15:done="0"/>
   <w15:commentEx w15:paraId="49E434F8" w15:done="0"/>
+  <w15:commentEx w15:paraId="6402B6FC" w15:done="0"/>
   <w15:commentEx w15:paraId="4EE99524" w15:done="0"/>
+  <w15:commentEx w15:paraId="53CCA0B2" w15:done="0"/>
   <w15:commentEx w15:paraId="1070BB73" w15:done="0"/>
   <w15:commentEx w15:paraId="704FFEA4" w15:done="0"/>
+  <w15:commentEx w15:paraId="0C608C07" w15:done="0"/>
   <w15:commentEx w15:paraId="0A566BC8" w15:done="0"/>
+  <w15:commentEx w15:paraId="282F1029" w15:done="0"/>
+  <w15:commentEx w15:paraId="04EF33AA" w15:done="0"/>
+  <w15:commentEx w15:paraId="70D341D5" w15:done="0"/>
   <w15:commentEx w15:paraId="4E38063A" w15:done="0"/>
   <w15:commentEx w15:paraId="3833C27B" w15:paraIdParent="4E38063A" w15:done="0"/>
   <w15:commentEx w15:paraId="69774945" w15:done="0"/>
@@ -9522,12 +9802,19 @@
   <w16cex:commentExtensible w16cex:durableId="76FEBAAF" w16cex:dateUtc="2023-10-23T13:42:00Z"/>
   <w16cex:commentExtensible w16cex:durableId="4391F715" w16cex:dateUtc="2023-10-23T13:44:00Z"/>
   <w16cex:commentExtensible w16cex:durableId="478760B2" w16cex:dateUtc="2023-10-23T13:45:00Z"/>
+  <w16cex:commentExtensible w16cex:durableId="3F77A829" w16cex:dateUtc="2023-10-23T14:06:00Z"/>
   <w16cex:commentExtensible w16cex:durableId="2DB48F9F" w16cex:dateUtc="2023-10-23T13:45:00Z"/>
   <w16cex:commentExtensible w16cex:durableId="3B87904B" w16cex:dateUtc="2023-10-23T13:46:00Z"/>
+  <w16cex:commentExtensible w16cex:durableId="723ACDC3" w16cex:dateUtc="2023-10-23T14:06:00Z"/>
   <w16cex:commentExtensible w16cex:durableId="18F80BB8" w16cex:dateUtc="2023-10-23T13:46:00Z"/>
+  <w16cex:commentExtensible w16cex:durableId="35EE239C" w16cex:dateUtc="2023-10-23T14:07:00Z"/>
   <w16cex:commentExtensible w16cex:durableId="6125F9A9" w16cex:dateUtc="2023-10-23T13:47:00Z"/>
   <w16cex:commentExtensible w16cex:durableId="115E6E7A" w16cex:dateUtc="2023-10-23T13:47:00Z"/>
+  <w16cex:commentExtensible w16cex:durableId="7E8687F2" w16cex:dateUtc="2023-10-23T14:08:00Z"/>
   <w16cex:commentExtensible w16cex:durableId="21894172" w16cex:dateUtc="2023-10-23T13:48:00Z"/>
+  <w16cex:commentExtensible w16cex:durableId="719A5789" w16cex:dateUtc="2023-10-23T14:09:00Z"/>
+  <w16cex:commentExtensible w16cex:durableId="05C3F2AF" w16cex:dateUtc="2023-10-23T14:12:00Z"/>
+  <w16cex:commentExtensible w16cex:durableId="2205AB6F" w16cex:dateUtc="2023-10-23T14:16:00Z"/>
   <w16cex:commentExtensible w16cex:durableId="5B793635" w16cex:dateUtc="2023-10-23T13:49:00Z"/>
   <w16cex:commentExtensible w16cex:durableId="433252C9" w16cex:dateUtc="2023-10-23T13:50:00Z"/>
   <w16cex:commentExtensible w16cex:durableId="1282BA1E" w16cex:dateUtc="2023-10-23T13:58:00Z"/>
@@ -9552,12 +9839,19 @@
   <w16cid:commentId w16cid:paraId="3DE53453" w16cid:durableId="76FEBAAF"/>
   <w16cid:commentId w16cid:paraId="3AE081EC" w16cid:durableId="4391F715"/>
   <w16cid:commentId w16cid:paraId="7BE9B9B5" w16cid:durableId="478760B2"/>
+  <w16cid:commentId w16cid:paraId="3B879AC0" w16cid:durableId="3F77A829"/>
   <w16cid:commentId w16cid:paraId="497C94B5" w16cid:durableId="2DB48F9F"/>
   <w16cid:commentId w16cid:paraId="49E434F8" w16cid:durableId="3B87904B"/>
+  <w16cid:commentId w16cid:paraId="6402B6FC" w16cid:durableId="723ACDC3"/>
   <w16cid:commentId w16cid:paraId="4EE99524" w16cid:durableId="18F80BB8"/>
+  <w16cid:commentId w16cid:paraId="53CCA0B2" w16cid:durableId="35EE239C"/>
   <w16cid:commentId w16cid:paraId="1070BB73" w16cid:durableId="6125F9A9"/>
   <w16cid:commentId w16cid:paraId="704FFEA4" w16cid:durableId="115E6E7A"/>
+  <w16cid:commentId w16cid:paraId="0C608C07" w16cid:durableId="7E8687F2"/>
   <w16cid:commentId w16cid:paraId="0A566BC8" w16cid:durableId="21894172"/>
+  <w16cid:commentId w16cid:paraId="282F1029" w16cid:durableId="719A5789"/>
+  <w16cid:commentId w16cid:paraId="04EF33AA" w16cid:durableId="05C3F2AF"/>
+  <w16cid:commentId w16cid:paraId="70D341D5" w16cid:durableId="2205AB6F"/>
   <w16cid:commentId w16cid:paraId="4E38063A" w16cid:durableId="5B793635"/>
   <w16cid:commentId w16cid:paraId="3833C27B" w16cid:durableId="433252C9"/>
   <w16cid:commentId w16cid:paraId="69774945" w16cid:durableId="1282BA1E"/>
@@ -9819,7 +10113,7 @@
   <w:abstractNum w:abstractNumId="0" w15:restartNumberingAfterBreak="0">
     <w:nsid w:val="FFFFFFFB"/>
     <w:multiLevelType w:val="multilevel"/>
-    <w:tmpl w:val="B03C647E"/>
+    <w:tmpl w:val="9C14276A"/>
     <w:lvl w:ilvl="0">
       <w:start w:val="1"/>
       <w:numFmt w:val="decimal"/>
@@ -11787,7 +12081,7 @@
     <w:next w:val="TF-TEXTO"/>
     <w:autoRedefine/>
     <w:qFormat/>
-    <w:rsid w:val="00956BF8"/>
+    <w:rsid w:val="00B158A9"/>
     <w:pPr>
       <w:keepNext/>
       <w:keepLines/>
@@ -11799,10 +12093,31 @@
       <w:ind w:left="567" w:hanging="567"/>
       <w:jc w:val="both"/>
       <w:outlineLvl w:val="1"/>
+      <w:pPrChange w:id="1" w:author="Dalton Solano dos Reis" w:date="2023-10-23T11:08:00Z">
+        <w:pPr>
+          <w:keepNext/>
+          <w:keepLines/>
+          <w:numPr>
+            <w:ilvl w:val="1"/>
+            <w:numId w:val="1"/>
+          </w:numPr>
+          <w:spacing w:before="120" w:after="120"/>
+          <w:ind w:left="567" w:hanging="567"/>
+          <w:jc w:val="both"/>
+          <w:outlineLvl w:val="1"/>
+        </w:pPr>
+      </w:pPrChange>
     </w:pPr>
     <w:rPr>
       <w:caps/>
       <w:color w:val="000000"/>
+      <w:rPrChange w:id="1" w:author="Dalton Solano dos Reis" w:date="2023-10-23T11:08:00Z">
+        <w:rPr>
+          <w:caps/>
+          <w:color w:val="000000"/>
+          <w:lang w:val="pt-BR" w:eastAsia="pt-BR" w:bidi="ar-SA"/>
+        </w:rPr>
+      </w:rPrChange>
     </w:rPr>
   </w:style>
   <w:style w:type="paragraph" w:styleId="Ttulo3">
@@ -11963,6 +12278,7 @@
   <w:style w:type="character" w:default="1" w:styleId="Fontepargpadro">
     <w:name w:val="Default Paragraph Font"/>
     <w:uiPriority w:val="1"/>
+    <w:semiHidden/>
     <w:unhideWhenUsed/>
   </w:style>
   <w:style w:type="table" w:default="1" w:styleId="Tabelanormal">
@@ -13771,15 +14087,6 @@
 </file>
 
 <file path=customXml/item1.xml><?xml version="1.0" encoding="utf-8"?>
-<?mso-contentType ?>
-<FormTemplates xmlns="http://schemas.microsoft.com/sharepoint/v3/contenttype/forms">
-  <Display>DocumentLibraryForm</Display>
-  <Edit>DocumentLibraryForm</Edit>
-  <New>DocumentLibraryForm</New>
-</FormTemplates>
-</file>
-
-<file path=customXml/item2.xml><?xml version="1.0" encoding="utf-8"?>
 <p:properties xmlns:p="http://schemas.microsoft.com/office/2006/metadata/properties" xmlns:xsi="http://www.w3.org/2001/XMLSchema-instance" xmlns:pc="http://schemas.microsoft.com/office/infopath/2007/PartnerControls">
   <documentManagement>
     <Has_Teacher_Only_SectionGroup xmlns="f8440490-6d1a-488a-8abf-48b89d0123a0" xsi:nil="true"/>
@@ -13827,7 +14134,20 @@
 </p:properties>
 </file>
 
+<file path=customXml/item2.xml><?xml version="1.0" encoding="utf-8"?>
+<?mso-contentType ?>
+<FormTemplates xmlns="http://schemas.microsoft.com/sharepoint/v3/contenttype/forms">
+  <Display>DocumentLibraryForm</Display>
+  <Edit>DocumentLibraryForm</Edit>
+  <New>DocumentLibraryForm</New>
+</FormTemplates>
+</file>
+
 <file path=customXml/item3.xml><?xml version="1.0" encoding="utf-8"?>
+<b:Sources xmlns:b="http://schemas.openxmlformats.org/officeDocument/2006/bibliography" xmlns="http://schemas.openxmlformats.org/officeDocument/2006/bibliography" SelectedStyle="" StyleName=""/>
+</file>
+
+<file path=customXml/item4.xml><?xml version="1.0" encoding="utf-8"?>
 <ct:contentTypeSchema xmlns:ct="http://schemas.microsoft.com/office/2006/metadata/contentType" xmlns:ma="http://schemas.microsoft.com/office/2006/metadata/properties/metaAttributes" ct:_="" ma:_="" ma:contentTypeName="Documento" ma:contentTypeID="0x010100F13453D0801D5E45B1745A09551F1C32" ma:contentTypeVersion="28" ma:contentTypeDescription="Crie um novo documento." ma:contentTypeScope="" ma:versionID="fa9ef3803bb4ef638f344296fd7d9170">
   <xsd:schema xmlns:xsd="http://www.w3.org/2001/XMLSchema" xmlns:xs="http://www.w3.org/2001/XMLSchema" xmlns:p="http://schemas.microsoft.com/office/2006/metadata/properties" xmlns:ns3="f8440490-6d1a-488a-8abf-48b89d0123a0" xmlns:ns4="22206413-f776-4b11-bcb2-0b935dc83731" targetNamespace="http://schemas.microsoft.com/office/2006/metadata/properties" ma:root="true" ma:fieldsID="5a7e583b53460e8ff4480ccd12c418cb" ns3:_="" ns4:_="">
     <xsd:import namespace="f8440490-6d1a-488a-8abf-48b89d0123a0"/>
@@ -14202,19 +14522,7 @@
 </ct:contentTypeSchema>
 </file>
 
-<file path=customXml/item4.xml><?xml version="1.0" encoding="utf-8"?>
-<b:Sources xmlns:b="http://schemas.openxmlformats.org/officeDocument/2006/bibliography" xmlns="http://schemas.openxmlformats.org/officeDocument/2006/bibliography" SelectedStyle="" StyleName=""/>
-</file>
-
 <file path=customXml/itemProps1.xml><?xml version="1.0" encoding="utf-8"?>
-<ds:datastoreItem xmlns:ds="http://schemas.openxmlformats.org/officeDocument/2006/customXml" ds:itemID="{7B1E6EB0-B3F5-485A-9397-E673FC4F5C49}">
-  <ds:schemaRefs>
-    <ds:schemaRef ds:uri="http://schemas.microsoft.com/sharepoint/v3/contenttype/forms"/>
-  </ds:schemaRefs>
-</ds:datastoreItem>
-</file>
-
-<file path=customXml/itemProps2.xml><?xml version="1.0" encoding="utf-8"?>
 <ds:datastoreItem xmlns:ds="http://schemas.openxmlformats.org/officeDocument/2006/customXml" ds:itemID="{41853661-3F52-45C5-AABD-8FFE43AA909F}">
   <ds:schemaRefs>
     <ds:schemaRef ds:uri="http://schemas.microsoft.com/office/2006/metadata/properties"/>
@@ -14224,7 +14532,23 @@
 </ds:datastoreItem>
 </file>
 
+<file path=customXml/itemProps2.xml><?xml version="1.0" encoding="utf-8"?>
+<ds:datastoreItem xmlns:ds="http://schemas.openxmlformats.org/officeDocument/2006/customXml" ds:itemID="{7B1E6EB0-B3F5-485A-9397-E673FC4F5C49}">
+  <ds:schemaRefs>
+    <ds:schemaRef ds:uri="http://schemas.microsoft.com/sharepoint/v3/contenttype/forms"/>
+  </ds:schemaRefs>
+</ds:datastoreItem>
+</file>
+
 <file path=customXml/itemProps3.xml><?xml version="1.0" encoding="utf-8"?>
+<ds:datastoreItem xmlns:ds="http://schemas.openxmlformats.org/officeDocument/2006/customXml" ds:itemID="{90E28FDA-35C6-4FCD-88ED-F93C837A14A5}">
+  <ds:schemaRefs>
+    <ds:schemaRef ds:uri="http://schemas.openxmlformats.org/officeDocument/2006/bibliography"/>
+  </ds:schemaRefs>
+</ds:datastoreItem>
+</file>
+
+<file path=customXml/itemProps4.xml><?xml version="1.0" encoding="utf-8"?>
 <ds:datastoreItem xmlns:ds="http://schemas.openxmlformats.org/officeDocument/2006/customXml" ds:itemID="{ECA86F05-1AFD-4D7D-A2B0-46D80603D700}">
   <ds:schemaRefs>
     <ds:schemaRef ds:uri="http://schemas.microsoft.com/office/2006/metadata/contentType"/>
@@ -14241,12 +14565,4 @@
     <ds:schemaRef ds:uri="http://schemas.microsoft.com/internal/obd"/>
   </ds:schemaRefs>
 </ds:datastoreItem>
-</file>
-
-<file path=customXml/itemProps4.xml><?xml version="1.0" encoding="utf-8"?>
-<ds:datastoreItem xmlns:ds="http://schemas.openxmlformats.org/officeDocument/2006/customXml" ds:itemID="{90E28FDA-35C6-4FCD-88ED-F93C837A14A5}">
-  <ds:schemaRefs>
-    <ds:schemaRef ds:uri="http://schemas.openxmlformats.org/officeDocument/2006/bibliography"/>
-  </ds:schemaRefs>
-</ds:datastoreItem>
 </file>